--- a/Version Control/Project - VPC with Public-Private subnet in Production 001-001.docx
+++ b/Version Control/Project - VPC with Public-Private subnet in Production 001-001.docx
@@ -1281,6 +1281,15 @@
     </w:p>
     <w:p>
       <w:pPr>
+        <w:ind w:left="720"/>
+        <w:rPr>
+          <w:rFonts w:ascii="Times New Roman" w:hAnsi="Times New Roman" w:cs="Times New Roman"/>
+          <w:color w:val="000000" w:themeColor="text1"/>
+        </w:rPr>
+      </w:pPr>
+    </w:p>
+    <w:p>
+      <w:pPr>
         <w:rPr>
           <w:rFonts w:ascii="Times New Roman" w:hAnsi="Times New Roman" w:cs="Times New Roman"/>
           <w:b/>
@@ -1426,19 +1435,2514 @@
     </w:p>
     <w:p>
       <w:pPr>
-        <w:rPr>
-          <w:rFonts w:ascii="Times New Roman" w:hAnsi="Times New Roman" w:cs="Times New Roman"/>
-          <w:color w:val="000000" w:themeColor="text1"/>
-        </w:rPr>
-      </w:pPr>
-    </w:p>
-    <w:p>
-      <w:pPr>
-        <w:rPr>
-          <w:rFonts w:ascii="Times New Roman" w:hAnsi="Times New Roman" w:cs="Times New Roman"/>
-          <w:color w:val="000000" w:themeColor="text1"/>
-        </w:rPr>
-      </w:pPr>
+        <w:pBdr>
+          <w:bottom w:val="single" w:sz="4" w:space="1" w:color="auto"/>
+        </w:pBdr>
+        <w:rPr>
+          <w:rFonts w:ascii="Times New Roman" w:hAnsi="Times New Roman" w:cs="Times New Roman"/>
+          <w:color w:val="000000" w:themeColor="text1"/>
+        </w:rPr>
+      </w:pPr>
+    </w:p>
+    <w:p>
+      <w:pPr>
+        <w:rPr>
+          <w:rFonts w:ascii="Times New Roman" w:hAnsi="Times New Roman" w:cs="Times New Roman"/>
+          <w:color w:val="000000" w:themeColor="text1"/>
+        </w:rPr>
+      </w:pPr>
+    </w:p>
+    <w:p>
+      <w:pPr>
+        <w:jc w:val="center"/>
+        <w:rPr>
+          <w:rFonts w:ascii="Times New Roman" w:hAnsi="Times New Roman" w:cs="Times New Roman"/>
+          <w:b/>
+          <w:bCs/>
+          <w:color w:val="1F3864" w:themeColor="accent1" w:themeShade="80"/>
+          <w:sz w:val="36"/>
+          <w:szCs w:val="36"/>
+        </w:rPr>
+      </w:pPr>
+      <w:r>
+        <w:rPr>
+          <w:rFonts w:ascii="Times New Roman" w:hAnsi="Times New Roman" w:cs="Times New Roman"/>
+          <w:b/>
+          <w:bCs/>
+          <w:color w:val="1F3864" w:themeColor="accent1" w:themeShade="80"/>
+          <w:sz w:val="36"/>
+          <w:szCs w:val="36"/>
+        </w:rPr>
+        <w:t>Solution Overview</w:t>
+      </w:r>
+    </w:p>
+    <w:p>
+      <w:pPr>
+        <w:jc w:val="center"/>
+        <w:rPr>
+          <w:rFonts w:ascii="Times New Roman" w:hAnsi="Times New Roman" w:cs="Times New Roman"/>
+          <w:b/>
+          <w:bCs/>
+          <w:color w:val="000000" w:themeColor="text1"/>
+          <w:sz w:val="12"/>
+          <w:szCs w:val="12"/>
+        </w:rPr>
+      </w:pPr>
+    </w:p>
+    <w:p>
+      <w:pPr>
+        <w:jc w:val="both"/>
+        <w:rPr>
+          <w:rFonts w:ascii="Times New Roman" w:hAnsi="Times New Roman" w:cs="Times New Roman"/>
+          <w:color w:val="000000" w:themeColor="text1"/>
+        </w:rPr>
+      </w:pPr>
+      <w:r>
+        <w:rPr>
+          <w:rFonts w:ascii="Times New Roman" w:hAnsi="Times New Roman" w:cs="Times New Roman"/>
+          <w:color w:val="000000" w:themeColor="text1"/>
+        </w:rPr>
+        <w:t xml:space="preserve">This solution is designed to support a </w:t>
+      </w:r>
+      <w:r>
+        <w:rPr>
+          <w:rFonts w:ascii="Times New Roman" w:hAnsi="Times New Roman" w:cs="Times New Roman"/>
+          <w:b/>
+          <w:bCs/>
+          <w:color w:val="000000" w:themeColor="text1"/>
+        </w:rPr>
+        <w:t>production-grade application deployment aligned with AWS best practices</w:t>
+      </w:r>
+      <w:r>
+        <w:rPr>
+          <w:rFonts w:ascii="Times New Roman" w:hAnsi="Times New Roman" w:cs="Times New Roman"/>
+          <w:b/>
+          <w:bCs/>
+          <w:color w:val="000000" w:themeColor="text1"/>
+        </w:rPr>
+        <w:t xml:space="preserve"> </w:t>
+      </w:r>
+      <w:r>
+        <w:rPr>
+          <w:rFonts w:ascii="Times New Roman" w:hAnsi="Times New Roman" w:cs="Times New Roman"/>
+          <w:color w:val="000000" w:themeColor="text1"/>
+        </w:rPr>
+        <w:t xml:space="preserve">within an </w:t>
+      </w:r>
+      <w:r>
+        <w:rPr>
+          <w:rFonts w:ascii="Times New Roman" w:hAnsi="Times New Roman" w:cs="Times New Roman"/>
+          <w:b/>
+          <w:bCs/>
+          <w:color w:val="000000" w:themeColor="text1"/>
+        </w:rPr>
+        <w:t>AWS Virtual Private Cloud (VPC)</w:t>
+      </w:r>
+      <w:r>
+        <w:rPr>
+          <w:rFonts w:ascii="Times New Roman" w:hAnsi="Times New Roman" w:cs="Times New Roman"/>
+          <w:color w:val="000000" w:themeColor="text1"/>
+        </w:rPr>
+        <w:t xml:space="preserve"> by combining </w:t>
+      </w:r>
+      <w:r>
+        <w:rPr>
+          <w:rFonts w:ascii="Times New Roman" w:hAnsi="Times New Roman" w:cs="Times New Roman"/>
+          <w:b/>
+          <w:bCs/>
+          <w:color w:val="000000" w:themeColor="text1"/>
+        </w:rPr>
+        <w:t>scalability</w:t>
+      </w:r>
+      <w:r>
+        <w:rPr>
+          <w:rFonts w:ascii="Times New Roman" w:hAnsi="Times New Roman" w:cs="Times New Roman"/>
+          <w:color w:val="000000" w:themeColor="text1"/>
+        </w:rPr>
+        <w:t xml:space="preserve">, </w:t>
+      </w:r>
+      <w:r>
+        <w:rPr>
+          <w:rFonts w:ascii="Times New Roman" w:hAnsi="Times New Roman" w:cs="Times New Roman"/>
+          <w:b/>
+          <w:bCs/>
+          <w:color w:val="000000" w:themeColor="text1"/>
+        </w:rPr>
+        <w:t>high availability</w:t>
+      </w:r>
+      <w:r>
+        <w:rPr>
+          <w:rFonts w:ascii="Times New Roman" w:hAnsi="Times New Roman" w:cs="Times New Roman"/>
+          <w:color w:val="000000" w:themeColor="text1"/>
+        </w:rPr>
+        <w:t xml:space="preserve">, and </w:t>
+      </w:r>
+      <w:r>
+        <w:rPr>
+          <w:rFonts w:ascii="Times New Roman" w:hAnsi="Times New Roman" w:cs="Times New Roman"/>
+          <w:b/>
+          <w:bCs/>
+          <w:color w:val="000000" w:themeColor="text1"/>
+        </w:rPr>
+        <w:t>security</w:t>
+      </w:r>
+      <w:r>
+        <w:rPr>
+          <w:rFonts w:ascii="Times New Roman" w:hAnsi="Times New Roman" w:cs="Times New Roman"/>
+          <w:color w:val="000000" w:themeColor="text1"/>
+        </w:rPr>
+        <w:t xml:space="preserve">. The infrastructure is distributed across </w:t>
+      </w:r>
+      <w:r>
+        <w:rPr>
+          <w:rFonts w:ascii="Times New Roman" w:hAnsi="Times New Roman" w:cs="Times New Roman"/>
+          <w:b/>
+          <w:bCs/>
+          <w:color w:val="000000" w:themeColor="text1"/>
+        </w:rPr>
+        <w:t>two Availability Zones</w:t>
+      </w:r>
+      <w:r>
+        <w:rPr>
+          <w:rFonts w:ascii="Times New Roman" w:hAnsi="Times New Roman" w:cs="Times New Roman"/>
+          <w:color w:val="000000" w:themeColor="text1"/>
+        </w:rPr>
+        <w:t xml:space="preserve"> to reduce the impact of failures and ensure </w:t>
+      </w:r>
+      <w:r>
+        <w:rPr>
+          <w:rFonts w:ascii="Times New Roman" w:hAnsi="Times New Roman" w:cs="Times New Roman"/>
+          <w:b/>
+          <w:bCs/>
+          <w:color w:val="000000" w:themeColor="text1"/>
+        </w:rPr>
+        <w:t>continuous service availability</w:t>
+      </w:r>
+      <w:r>
+        <w:rPr>
+          <w:rFonts w:ascii="Times New Roman" w:hAnsi="Times New Roman" w:cs="Times New Roman"/>
+          <w:color w:val="000000" w:themeColor="text1"/>
+        </w:rPr>
+        <w:t>.</w:t>
+      </w:r>
+    </w:p>
+    <w:p>
+      <w:pPr>
+        <w:jc w:val="both"/>
+        <w:rPr>
+          <w:rFonts w:ascii="Times New Roman" w:hAnsi="Times New Roman" w:cs="Times New Roman"/>
+          <w:color w:val="000000" w:themeColor="text1"/>
+        </w:rPr>
+      </w:pPr>
+      <w:r>
+        <w:rPr>
+          <w:rFonts w:ascii="Times New Roman" w:hAnsi="Times New Roman" w:cs="Times New Roman"/>
+          <w:color w:val="000000" w:themeColor="text1"/>
+        </w:rPr>
+        <w:t xml:space="preserve">User traffic is handled exclusively through an </w:t>
+      </w:r>
+      <w:r>
+        <w:rPr>
+          <w:rFonts w:ascii="Times New Roman" w:hAnsi="Times New Roman" w:cs="Times New Roman"/>
+          <w:b/>
+          <w:bCs/>
+          <w:color w:val="000000" w:themeColor="text1"/>
+        </w:rPr>
+        <w:t>Application Load Balancer (ALB)</w:t>
+      </w:r>
+      <w:r>
+        <w:rPr>
+          <w:rFonts w:ascii="Times New Roman" w:hAnsi="Times New Roman" w:cs="Times New Roman"/>
+          <w:color w:val="000000" w:themeColor="text1"/>
+        </w:rPr>
+        <w:t xml:space="preserve">, which acts as the </w:t>
+      </w:r>
+      <w:r>
+        <w:rPr>
+          <w:rFonts w:ascii="Times New Roman" w:hAnsi="Times New Roman" w:cs="Times New Roman"/>
+          <w:b/>
+          <w:bCs/>
+          <w:color w:val="000000" w:themeColor="text1"/>
+        </w:rPr>
+        <w:t>public entry point</w:t>
+      </w:r>
+      <w:r>
+        <w:rPr>
+          <w:rFonts w:ascii="Times New Roman" w:hAnsi="Times New Roman" w:cs="Times New Roman"/>
+          <w:color w:val="000000" w:themeColor="text1"/>
+        </w:rPr>
+        <w:t xml:space="preserve"> to the environment and forwards requests to backend servers running in </w:t>
+      </w:r>
+      <w:r>
+        <w:rPr>
+          <w:rFonts w:ascii="Times New Roman" w:hAnsi="Times New Roman" w:cs="Times New Roman"/>
+          <w:b/>
+          <w:bCs/>
+          <w:color w:val="000000" w:themeColor="text1"/>
+        </w:rPr>
+        <w:t>private subnets</w:t>
+      </w:r>
+      <w:r>
+        <w:rPr>
+          <w:rFonts w:ascii="Times New Roman" w:hAnsi="Times New Roman" w:cs="Times New Roman"/>
+          <w:color w:val="000000" w:themeColor="text1"/>
+        </w:rPr>
+        <w:t xml:space="preserve">. These servers are managed by an </w:t>
+      </w:r>
+      <w:r>
+        <w:rPr>
+          <w:rFonts w:ascii="Times New Roman" w:hAnsi="Times New Roman" w:cs="Times New Roman"/>
+          <w:b/>
+          <w:bCs/>
+          <w:color w:val="000000" w:themeColor="text1"/>
+        </w:rPr>
+        <w:t>Auto Scaling Group (ASG)</w:t>
+      </w:r>
+      <w:r>
+        <w:rPr>
+          <w:rFonts w:ascii="Times New Roman" w:hAnsi="Times New Roman" w:cs="Times New Roman"/>
+          <w:color w:val="000000" w:themeColor="text1"/>
+        </w:rPr>
+        <w:t xml:space="preserve">, allowing the environment to automatically </w:t>
+      </w:r>
+      <w:r>
+        <w:rPr>
+          <w:rFonts w:ascii="Times New Roman" w:hAnsi="Times New Roman" w:cs="Times New Roman"/>
+          <w:b/>
+          <w:bCs/>
+          <w:color w:val="000000" w:themeColor="text1"/>
+        </w:rPr>
+        <w:t>scale capacity</w:t>
+      </w:r>
+      <w:r>
+        <w:rPr>
+          <w:rFonts w:ascii="Times New Roman" w:hAnsi="Times New Roman" w:cs="Times New Roman"/>
+          <w:color w:val="000000" w:themeColor="text1"/>
+        </w:rPr>
+        <w:t xml:space="preserve"> and </w:t>
+      </w:r>
+      <w:r>
+        <w:rPr>
+          <w:rFonts w:ascii="Times New Roman" w:hAnsi="Times New Roman" w:cs="Times New Roman"/>
+          <w:b/>
+          <w:bCs/>
+          <w:color w:val="000000" w:themeColor="text1"/>
+        </w:rPr>
+        <w:t>replace unhealthy EC2 instances</w:t>
+      </w:r>
+      <w:r>
+        <w:rPr>
+          <w:rFonts w:ascii="Times New Roman" w:hAnsi="Times New Roman" w:cs="Times New Roman"/>
+          <w:color w:val="000000" w:themeColor="text1"/>
+        </w:rPr>
+        <w:t xml:space="preserve"> without manual intervention.</w:t>
+      </w:r>
+    </w:p>
+    <w:p>
+      <w:pPr>
+        <w:jc w:val="both"/>
+        <w:rPr>
+          <w:rFonts w:ascii="Times New Roman" w:hAnsi="Times New Roman" w:cs="Times New Roman"/>
+          <w:color w:val="000000" w:themeColor="text1"/>
+        </w:rPr>
+      </w:pPr>
+      <w:r>
+        <w:rPr>
+          <w:rFonts w:ascii="Times New Roman" w:hAnsi="Times New Roman" w:cs="Times New Roman"/>
+          <w:color w:val="000000" w:themeColor="text1"/>
+        </w:rPr>
+        <w:t xml:space="preserve">To maintain </w:t>
+      </w:r>
+      <w:r>
+        <w:rPr>
+          <w:rFonts w:ascii="Times New Roman" w:hAnsi="Times New Roman" w:cs="Times New Roman"/>
+          <w:b/>
+          <w:bCs/>
+          <w:color w:val="000000" w:themeColor="text1"/>
+        </w:rPr>
+        <w:t>network security</w:t>
+      </w:r>
+      <w:r>
+        <w:rPr>
+          <w:rFonts w:ascii="Times New Roman" w:hAnsi="Times New Roman" w:cs="Times New Roman"/>
+          <w:color w:val="000000" w:themeColor="text1"/>
+        </w:rPr>
+        <w:t xml:space="preserve">, private instances do not have </w:t>
+      </w:r>
+      <w:r>
+        <w:rPr>
+          <w:rFonts w:ascii="Times New Roman" w:hAnsi="Times New Roman" w:cs="Times New Roman"/>
+          <w:b/>
+          <w:bCs/>
+          <w:color w:val="000000" w:themeColor="text1"/>
+        </w:rPr>
+        <w:t>direct internet access</w:t>
+      </w:r>
+      <w:r>
+        <w:rPr>
+          <w:rFonts w:ascii="Times New Roman" w:hAnsi="Times New Roman" w:cs="Times New Roman"/>
+          <w:color w:val="000000" w:themeColor="text1"/>
+        </w:rPr>
+        <w:t xml:space="preserve">. Outbound connectivity required for </w:t>
+      </w:r>
+      <w:r>
+        <w:rPr>
+          <w:rFonts w:ascii="Times New Roman" w:hAnsi="Times New Roman" w:cs="Times New Roman"/>
+          <w:b/>
+          <w:bCs/>
+          <w:color w:val="000000" w:themeColor="text1"/>
+        </w:rPr>
+        <w:t>operating system updates</w:t>
+      </w:r>
+      <w:r>
+        <w:rPr>
+          <w:rFonts w:ascii="Times New Roman" w:hAnsi="Times New Roman" w:cs="Times New Roman"/>
+          <w:color w:val="000000" w:themeColor="text1"/>
+        </w:rPr>
+        <w:t xml:space="preserve"> and </w:t>
+      </w:r>
+      <w:r>
+        <w:rPr>
+          <w:rFonts w:ascii="Times New Roman" w:hAnsi="Times New Roman" w:cs="Times New Roman"/>
+          <w:b/>
+          <w:bCs/>
+          <w:color w:val="000000" w:themeColor="text1"/>
+        </w:rPr>
+        <w:t>external service communication</w:t>
+      </w:r>
+      <w:r>
+        <w:rPr>
+          <w:rFonts w:ascii="Times New Roman" w:hAnsi="Times New Roman" w:cs="Times New Roman"/>
+          <w:color w:val="000000" w:themeColor="text1"/>
+        </w:rPr>
+        <w:t xml:space="preserve"> is provided using </w:t>
+      </w:r>
+      <w:r>
+        <w:rPr>
+          <w:rFonts w:ascii="Times New Roman" w:hAnsi="Times New Roman" w:cs="Times New Roman"/>
+          <w:b/>
+          <w:bCs/>
+          <w:color w:val="000000" w:themeColor="text1"/>
+        </w:rPr>
+        <w:t>NAT Gateways</w:t>
+      </w:r>
+      <w:r>
+        <w:rPr>
+          <w:rFonts w:ascii="Times New Roman" w:hAnsi="Times New Roman" w:cs="Times New Roman"/>
+          <w:color w:val="000000" w:themeColor="text1"/>
+        </w:rPr>
+        <w:t xml:space="preserve">, deployed independently in </w:t>
+      </w:r>
+      <w:r>
+        <w:rPr>
+          <w:rFonts w:ascii="Times New Roman" w:hAnsi="Times New Roman" w:cs="Times New Roman"/>
+          <w:b/>
+          <w:bCs/>
+          <w:color w:val="000000" w:themeColor="text1"/>
+        </w:rPr>
+        <w:t>each Availability Zone</w:t>
+      </w:r>
+      <w:r>
+        <w:rPr>
+          <w:rFonts w:ascii="Times New Roman" w:hAnsi="Times New Roman" w:cs="Times New Roman"/>
+          <w:color w:val="000000" w:themeColor="text1"/>
+        </w:rPr>
+        <w:t xml:space="preserve"> to improve </w:t>
+      </w:r>
+      <w:r>
+        <w:rPr>
+          <w:rFonts w:ascii="Times New Roman" w:hAnsi="Times New Roman" w:cs="Times New Roman"/>
+          <w:b/>
+          <w:bCs/>
+          <w:color w:val="000000" w:themeColor="text1"/>
+        </w:rPr>
+        <w:t>fault tolerance</w:t>
+      </w:r>
+      <w:r>
+        <w:rPr>
+          <w:rFonts w:ascii="Times New Roman" w:hAnsi="Times New Roman" w:cs="Times New Roman"/>
+          <w:color w:val="000000" w:themeColor="text1"/>
+        </w:rPr>
+        <w:t xml:space="preserve"> and avoid cross-zone dependency.</w:t>
+      </w:r>
+    </w:p>
+    <w:p>
+      <w:pPr>
+        <w:jc w:val="both"/>
+        <w:rPr>
+          <w:rFonts w:ascii="Times New Roman" w:hAnsi="Times New Roman" w:cs="Times New Roman"/>
+          <w:color w:val="000000" w:themeColor="text1"/>
+        </w:rPr>
+      </w:pPr>
+      <w:r>
+        <w:rPr>
+          <w:rFonts w:ascii="Times New Roman" w:hAnsi="Times New Roman" w:cs="Times New Roman"/>
+          <w:color w:val="000000" w:themeColor="text1"/>
+        </w:rPr>
+        <w:t xml:space="preserve">Administrative access to private instances is restricted and performed through a </w:t>
+      </w:r>
+      <w:r>
+        <w:rPr>
+          <w:rFonts w:ascii="Times New Roman" w:hAnsi="Times New Roman" w:cs="Times New Roman"/>
+          <w:b/>
+          <w:bCs/>
+          <w:color w:val="000000" w:themeColor="text1"/>
+        </w:rPr>
+        <w:t>Bastion Host (Jump Server)</w:t>
+      </w:r>
+      <w:r>
+        <w:rPr>
+          <w:rFonts w:ascii="Times New Roman" w:hAnsi="Times New Roman" w:cs="Times New Roman"/>
+          <w:color w:val="000000" w:themeColor="text1"/>
+        </w:rPr>
+        <w:t xml:space="preserve"> located in a </w:t>
+      </w:r>
+      <w:r>
+        <w:rPr>
+          <w:rFonts w:ascii="Times New Roman" w:hAnsi="Times New Roman" w:cs="Times New Roman"/>
+          <w:b/>
+          <w:bCs/>
+          <w:color w:val="000000" w:themeColor="text1"/>
+        </w:rPr>
+        <w:t>public subnet</w:t>
+      </w:r>
+      <w:r>
+        <w:rPr>
+          <w:rFonts w:ascii="Times New Roman" w:hAnsi="Times New Roman" w:cs="Times New Roman"/>
+          <w:color w:val="000000" w:themeColor="text1"/>
+        </w:rPr>
+        <w:t xml:space="preserve">, ensuring </w:t>
+      </w:r>
+      <w:r>
+        <w:rPr>
+          <w:rFonts w:ascii="Times New Roman" w:hAnsi="Times New Roman" w:cs="Times New Roman"/>
+          <w:b/>
+          <w:bCs/>
+          <w:color w:val="000000" w:themeColor="text1"/>
+        </w:rPr>
+        <w:t>controlled and secure inbound access</w:t>
+      </w:r>
+      <w:r>
+        <w:rPr>
+          <w:rFonts w:ascii="Times New Roman" w:hAnsi="Times New Roman" w:cs="Times New Roman"/>
+          <w:color w:val="000000" w:themeColor="text1"/>
+        </w:rPr>
+        <w:t xml:space="preserve">. This design follows </w:t>
+      </w:r>
+      <w:r>
+        <w:rPr>
+          <w:rFonts w:ascii="Times New Roman" w:hAnsi="Times New Roman" w:cs="Times New Roman"/>
+          <w:b/>
+          <w:bCs/>
+          <w:color w:val="000000" w:themeColor="text1"/>
+        </w:rPr>
+        <w:t>AWS production best practices</w:t>
+      </w:r>
+      <w:r>
+        <w:rPr>
+          <w:rFonts w:ascii="Times New Roman" w:hAnsi="Times New Roman" w:cs="Times New Roman"/>
+          <w:color w:val="000000" w:themeColor="text1"/>
+        </w:rPr>
+        <w:t xml:space="preserve"> and provides a smooth transition into the detailed </w:t>
+      </w:r>
+      <w:r>
+        <w:rPr>
+          <w:rFonts w:ascii="Times New Roman" w:hAnsi="Times New Roman" w:cs="Times New Roman"/>
+          <w:b/>
+          <w:bCs/>
+          <w:color w:val="000000" w:themeColor="text1"/>
+        </w:rPr>
+        <w:t>Architecture Design</w:t>
+      </w:r>
+      <w:r>
+        <w:rPr>
+          <w:rFonts w:ascii="Times New Roman" w:hAnsi="Times New Roman" w:cs="Times New Roman"/>
+          <w:color w:val="000000" w:themeColor="text1"/>
+        </w:rPr>
+        <w:t xml:space="preserve"> section that follows.</w:t>
+      </w:r>
+    </w:p>
+    <w:p>
+      <w:pPr>
+        <w:jc w:val="center"/>
+        <w:rPr>
+          <w:rFonts w:ascii="Times New Roman" w:hAnsi="Times New Roman" w:cs="Times New Roman"/>
+          <w:b/>
+          <w:bCs/>
+          <w:color w:val="000000" w:themeColor="text1"/>
+          <w:sz w:val="32"/>
+          <w:szCs w:val="32"/>
+        </w:rPr>
+      </w:pPr>
+      <w:r>
+        <w:rPr>
+          <w:rFonts w:ascii="Times New Roman" w:hAnsi="Times New Roman" w:cs="Times New Roman"/>
+          <w:b/>
+          <w:bCs/>
+          <w:color w:val="000000" w:themeColor="text1"/>
+          <w:sz w:val="32"/>
+          <w:szCs w:val="32"/>
+        </w:rPr>
+        <w:lastRenderedPageBreak/>
+        <w:t>Architecture Design</w:t>
+      </w:r>
+    </w:p>
+    <w:p>
+      <w:pPr>
+        <w:jc w:val="center"/>
+        <w:rPr>
+          <w:rFonts w:ascii="Times New Roman" w:hAnsi="Times New Roman" w:cs="Times New Roman"/>
+          <w:b/>
+          <w:bCs/>
+          <w:color w:val="000000" w:themeColor="text1"/>
+          <w:sz w:val="16"/>
+          <w:szCs w:val="16"/>
+        </w:rPr>
+      </w:pPr>
+    </w:p>
+    <w:p>
+      <w:pPr>
+        <w:rPr>
+          <w:rFonts w:ascii="Times New Roman" w:hAnsi="Times New Roman" w:cs="Times New Roman"/>
+          <w:b/>
+          <w:bCs/>
+          <w:color w:val="000000" w:themeColor="text1"/>
+        </w:rPr>
+      </w:pPr>
+      <w:r>
+        <w:rPr>
+          <w:rFonts w:ascii="Times New Roman" w:hAnsi="Times New Roman" w:cs="Times New Roman"/>
+          <w:b/>
+          <w:bCs/>
+          <w:color w:val="000000" w:themeColor="text1"/>
+        </w:rPr>
+        <w:t>High-Level Architecture Description</w:t>
+      </w:r>
+    </w:p>
+    <w:p>
+      <w:pPr>
+        <w:jc w:val="both"/>
+        <w:rPr>
+          <w:rFonts w:ascii="Times New Roman" w:hAnsi="Times New Roman" w:cs="Times New Roman"/>
+          <w:color w:val="000000" w:themeColor="text1"/>
+        </w:rPr>
+      </w:pPr>
+      <w:r>
+        <w:rPr>
+          <w:rFonts w:ascii="Times New Roman" w:hAnsi="Times New Roman" w:cs="Times New Roman"/>
+          <w:color w:val="000000" w:themeColor="text1"/>
+        </w:rPr>
+        <w:t xml:space="preserve">This project follows a </w:t>
+      </w:r>
+      <w:r>
+        <w:rPr>
+          <w:rFonts w:ascii="Times New Roman" w:hAnsi="Times New Roman" w:cs="Times New Roman"/>
+          <w:b/>
+          <w:bCs/>
+          <w:color w:val="000000" w:themeColor="text1"/>
+        </w:rPr>
+        <w:t>highly available, secure, and scalable VPC architecture</w:t>
+      </w:r>
+      <w:r>
+        <w:rPr>
+          <w:rFonts w:ascii="Times New Roman" w:hAnsi="Times New Roman" w:cs="Times New Roman"/>
+          <w:color w:val="000000" w:themeColor="text1"/>
+        </w:rPr>
+        <w:t xml:space="preserve"> suitable for production workloads. The design uses </w:t>
+      </w:r>
+      <w:r>
+        <w:rPr>
+          <w:rFonts w:ascii="Times New Roman" w:hAnsi="Times New Roman" w:cs="Times New Roman"/>
+          <w:b/>
+          <w:bCs/>
+          <w:color w:val="000000" w:themeColor="text1"/>
+        </w:rPr>
+        <w:t>multiple Availability Zones (AZs)</w:t>
+      </w:r>
+      <w:r>
+        <w:rPr>
+          <w:rFonts w:ascii="Times New Roman" w:hAnsi="Times New Roman" w:cs="Times New Roman"/>
+          <w:color w:val="000000" w:themeColor="text1"/>
+        </w:rPr>
+        <w:t xml:space="preserve"> to eliminate single points of failure and ensure service continuity.</w:t>
+      </w:r>
+    </w:p>
+    <w:p>
+      <w:pPr>
+        <w:jc w:val="both"/>
+        <w:rPr>
+          <w:rFonts w:ascii="Times New Roman" w:hAnsi="Times New Roman" w:cs="Times New Roman"/>
+          <w:color w:val="000000" w:themeColor="text1"/>
+        </w:rPr>
+      </w:pPr>
+      <w:r>
+        <w:rPr>
+          <w:rFonts w:ascii="Times New Roman" w:hAnsi="Times New Roman" w:cs="Times New Roman"/>
+          <w:color w:val="000000" w:themeColor="text1"/>
+        </w:rPr>
+        <w:t xml:space="preserve">The architecture separates </w:t>
+      </w:r>
+      <w:r>
+        <w:rPr>
+          <w:rFonts w:ascii="Times New Roman" w:hAnsi="Times New Roman" w:cs="Times New Roman"/>
+          <w:b/>
+          <w:bCs/>
+          <w:color w:val="000000" w:themeColor="text1"/>
+        </w:rPr>
+        <w:t>public-facing components</w:t>
+      </w:r>
+      <w:r>
+        <w:rPr>
+          <w:rFonts w:ascii="Times New Roman" w:hAnsi="Times New Roman" w:cs="Times New Roman"/>
+          <w:color w:val="000000" w:themeColor="text1"/>
+        </w:rPr>
+        <w:t xml:space="preserve"> and </w:t>
+      </w:r>
+      <w:r>
+        <w:rPr>
+          <w:rFonts w:ascii="Times New Roman" w:hAnsi="Times New Roman" w:cs="Times New Roman"/>
+          <w:b/>
+          <w:bCs/>
+          <w:color w:val="000000" w:themeColor="text1"/>
+        </w:rPr>
+        <w:t>private application components</w:t>
+      </w:r>
+      <w:r>
+        <w:rPr>
+          <w:rFonts w:ascii="Times New Roman" w:hAnsi="Times New Roman" w:cs="Times New Roman"/>
+          <w:color w:val="000000" w:themeColor="text1"/>
+        </w:rPr>
+        <w:t xml:space="preserve"> using subnet isolation.</w:t>
+      </w:r>
+    </w:p>
+    <w:p>
+      <w:pPr>
+        <w:rPr>
+          <w:rFonts w:ascii="Times New Roman" w:hAnsi="Times New Roman" w:cs="Times New Roman"/>
+          <w:color w:val="000000" w:themeColor="text1"/>
+        </w:rPr>
+      </w:pPr>
+      <w:r>
+        <w:rPr>
+          <w:rFonts w:ascii="Times New Roman" w:hAnsi="Times New Roman" w:cs="Times New Roman"/>
+          <w:color w:val="000000" w:themeColor="text1"/>
+        </w:rPr>
+        <w:pict w14:anchorId="10AA860D">
+          <v:rect id="_x0000_i1085" style="width:0;height:1.5pt" o:hralign="center" o:hrstd="t" o:hr="t" fillcolor="#a0a0a0" stroked="f"/>
+        </w:pict>
+      </w:r>
+    </w:p>
+    <w:p>
+      <w:pPr>
+        <w:rPr>
+          <w:rFonts w:ascii="Times New Roman" w:hAnsi="Times New Roman" w:cs="Times New Roman"/>
+          <w:b/>
+          <w:bCs/>
+          <w:color w:val="000000" w:themeColor="text1"/>
+        </w:rPr>
+      </w:pPr>
+      <w:r>
+        <w:rPr>
+          <w:rFonts w:ascii="Times New Roman" w:hAnsi="Times New Roman" w:cs="Times New Roman"/>
+          <w:b/>
+          <w:bCs/>
+          <w:color w:val="000000" w:themeColor="text1"/>
+        </w:rPr>
+        <w:t>Architecture Components and Flow</w:t>
+      </w:r>
+    </w:p>
+    <w:p>
+      <w:pPr>
+        <w:rPr>
+          <w:rFonts w:ascii="Times New Roman" w:hAnsi="Times New Roman" w:cs="Times New Roman"/>
+          <w:b/>
+          <w:bCs/>
+          <w:color w:val="000000" w:themeColor="text1"/>
+        </w:rPr>
+      </w:pPr>
+      <w:r>
+        <w:rPr>
+          <w:rFonts w:ascii="Times New Roman" w:hAnsi="Times New Roman" w:cs="Times New Roman"/>
+          <w:b/>
+          <w:bCs/>
+          <w:color w:val="000000" w:themeColor="text1"/>
+        </w:rPr>
+        <w:t>1. Virtual Private Cloud (VPC)</w:t>
+      </w:r>
+    </w:p>
+    <w:p>
+      <w:pPr>
+        <w:numPr>
+          <w:ilvl w:val="0"/>
+          <w:numId w:val="8"/>
+        </w:numPr>
+        <w:rPr>
+          <w:rFonts w:ascii="Times New Roman" w:hAnsi="Times New Roman" w:cs="Times New Roman"/>
+          <w:color w:val="000000" w:themeColor="text1"/>
+        </w:rPr>
+      </w:pPr>
+      <w:r>
+        <w:rPr>
+          <w:rFonts w:ascii="Times New Roman" w:hAnsi="Times New Roman" w:cs="Times New Roman"/>
+          <w:color w:val="000000" w:themeColor="text1"/>
+        </w:rPr>
+        <w:t xml:space="preserve">A dedicated </w:t>
+      </w:r>
+      <w:r>
+        <w:rPr>
+          <w:rFonts w:ascii="Times New Roman" w:hAnsi="Times New Roman" w:cs="Times New Roman"/>
+          <w:b/>
+          <w:bCs/>
+          <w:color w:val="000000" w:themeColor="text1"/>
+        </w:rPr>
+        <w:t>Virtual Private Cloud (VPC)</w:t>
+      </w:r>
+      <w:r>
+        <w:rPr>
+          <w:rFonts w:ascii="Times New Roman" w:hAnsi="Times New Roman" w:cs="Times New Roman"/>
+          <w:color w:val="000000" w:themeColor="text1"/>
+        </w:rPr>
+        <w:t xml:space="preserve"> is created to logically isolate network resources.</w:t>
+      </w:r>
+    </w:p>
+    <w:p>
+      <w:pPr>
+        <w:numPr>
+          <w:ilvl w:val="0"/>
+          <w:numId w:val="8"/>
+        </w:numPr>
+        <w:rPr>
+          <w:rFonts w:ascii="Times New Roman" w:hAnsi="Times New Roman" w:cs="Times New Roman"/>
+          <w:color w:val="000000" w:themeColor="text1"/>
+        </w:rPr>
+      </w:pPr>
+      <w:r>
+        <w:rPr>
+          <w:rFonts w:ascii="Times New Roman" w:hAnsi="Times New Roman" w:cs="Times New Roman"/>
+          <w:color w:val="000000" w:themeColor="text1"/>
+        </w:rPr>
+        <w:t xml:space="preserve">The VPC spans </w:t>
+      </w:r>
+      <w:r>
+        <w:rPr>
+          <w:rFonts w:ascii="Times New Roman" w:hAnsi="Times New Roman" w:cs="Times New Roman"/>
+          <w:b/>
+          <w:bCs/>
+          <w:color w:val="000000" w:themeColor="text1"/>
+        </w:rPr>
+        <w:t>two Availability Zones</w:t>
+      </w:r>
+      <w:r>
+        <w:rPr>
+          <w:rFonts w:ascii="Times New Roman" w:hAnsi="Times New Roman" w:cs="Times New Roman"/>
+          <w:color w:val="000000" w:themeColor="text1"/>
+        </w:rPr>
+        <w:t xml:space="preserve"> within the same AWS Region to ensure high availability.</w:t>
+      </w:r>
+    </w:p>
+    <w:p>
+      <w:pPr>
+        <w:rPr>
+          <w:rFonts w:ascii="Times New Roman" w:hAnsi="Times New Roman" w:cs="Times New Roman"/>
+          <w:color w:val="000000" w:themeColor="text1"/>
+        </w:rPr>
+      </w:pPr>
+      <w:r>
+        <w:rPr>
+          <w:rFonts w:ascii="Times New Roman" w:hAnsi="Times New Roman" w:cs="Times New Roman"/>
+          <w:color w:val="000000" w:themeColor="text1"/>
+        </w:rPr>
+        <w:pict w14:anchorId="78E55B3D">
+          <v:rect id="_x0000_i1086" style="width:0;height:1.5pt" o:hralign="center" o:hrstd="t" o:hr="t" fillcolor="#a0a0a0" stroked="f"/>
+        </w:pict>
+      </w:r>
+    </w:p>
+    <w:p>
+      <w:pPr>
+        <w:rPr>
+          <w:rFonts w:ascii="Times New Roman" w:hAnsi="Times New Roman" w:cs="Times New Roman"/>
+          <w:b/>
+          <w:bCs/>
+          <w:color w:val="000000" w:themeColor="text1"/>
+        </w:rPr>
+      </w:pPr>
+      <w:r>
+        <w:rPr>
+          <w:rFonts w:ascii="Times New Roman" w:hAnsi="Times New Roman" w:cs="Times New Roman"/>
+          <w:b/>
+          <w:bCs/>
+          <w:color w:val="000000" w:themeColor="text1"/>
+        </w:rPr>
+        <w:t>2. Subnet Design</w:t>
+      </w:r>
+    </w:p>
+    <w:p>
+      <w:pPr>
+        <w:rPr>
+          <w:rFonts w:ascii="Times New Roman" w:hAnsi="Times New Roman" w:cs="Times New Roman"/>
+          <w:color w:val="000000" w:themeColor="text1"/>
+        </w:rPr>
+      </w:pPr>
+      <w:r>
+        <w:rPr>
+          <w:rFonts w:ascii="Times New Roman" w:hAnsi="Times New Roman" w:cs="Times New Roman"/>
+          <w:color w:val="000000" w:themeColor="text1"/>
+        </w:rPr>
+        <w:t>Each Availability Zone contains:</w:t>
+      </w:r>
+    </w:p>
+    <w:p>
+      <w:pPr>
+        <w:numPr>
+          <w:ilvl w:val="0"/>
+          <w:numId w:val="9"/>
+        </w:numPr>
+        <w:rPr>
+          <w:rFonts w:ascii="Times New Roman" w:hAnsi="Times New Roman" w:cs="Times New Roman"/>
+          <w:color w:val="000000" w:themeColor="text1"/>
+        </w:rPr>
+      </w:pPr>
+      <w:r>
+        <w:rPr>
+          <w:rFonts w:ascii="Times New Roman" w:hAnsi="Times New Roman" w:cs="Times New Roman"/>
+          <w:b/>
+          <w:bCs/>
+          <w:color w:val="000000" w:themeColor="text1"/>
+        </w:rPr>
+        <w:t>One Public Subnet</w:t>
+      </w:r>
+    </w:p>
+    <w:p>
+      <w:pPr>
+        <w:numPr>
+          <w:ilvl w:val="0"/>
+          <w:numId w:val="9"/>
+        </w:numPr>
+        <w:rPr>
+          <w:rFonts w:ascii="Times New Roman" w:hAnsi="Times New Roman" w:cs="Times New Roman"/>
+          <w:color w:val="000000" w:themeColor="text1"/>
+        </w:rPr>
+      </w:pPr>
+      <w:r>
+        <w:rPr>
+          <w:rFonts w:ascii="Times New Roman" w:hAnsi="Times New Roman" w:cs="Times New Roman"/>
+          <w:b/>
+          <w:bCs/>
+          <w:color w:val="000000" w:themeColor="text1"/>
+        </w:rPr>
+        <w:t>One Private Subnet</w:t>
+      </w:r>
+    </w:p>
+    <w:p>
+      <w:pPr>
+        <w:rPr>
+          <w:rFonts w:ascii="Times New Roman" w:hAnsi="Times New Roman" w:cs="Times New Roman"/>
+          <w:color w:val="000000" w:themeColor="text1"/>
+        </w:rPr>
+      </w:pPr>
+      <w:r>
+        <w:rPr>
+          <w:rFonts w:ascii="Times New Roman" w:hAnsi="Times New Roman" w:cs="Times New Roman"/>
+          <w:b/>
+          <w:bCs/>
+          <w:color w:val="000000" w:themeColor="text1"/>
+        </w:rPr>
+        <w:t>Public Subnets</w:t>
+      </w:r>
+    </w:p>
+    <w:p>
+      <w:pPr>
+        <w:numPr>
+          <w:ilvl w:val="0"/>
+          <w:numId w:val="10"/>
+        </w:numPr>
+        <w:rPr>
+          <w:rFonts w:ascii="Times New Roman" w:hAnsi="Times New Roman" w:cs="Times New Roman"/>
+          <w:color w:val="000000" w:themeColor="text1"/>
+        </w:rPr>
+      </w:pPr>
+      <w:r>
+        <w:rPr>
+          <w:rFonts w:ascii="Times New Roman" w:hAnsi="Times New Roman" w:cs="Times New Roman"/>
+          <w:color w:val="000000" w:themeColor="text1"/>
+        </w:rPr>
+        <w:t>Host the following resources:</w:t>
+      </w:r>
+    </w:p>
+    <w:p>
+      <w:pPr>
+        <w:numPr>
+          <w:ilvl w:val="1"/>
+          <w:numId w:val="10"/>
+        </w:numPr>
+        <w:rPr>
+          <w:rFonts w:ascii="Times New Roman" w:hAnsi="Times New Roman" w:cs="Times New Roman"/>
+          <w:color w:val="000000" w:themeColor="text1"/>
+        </w:rPr>
+      </w:pPr>
+      <w:r>
+        <w:rPr>
+          <w:rFonts w:ascii="Times New Roman" w:hAnsi="Times New Roman" w:cs="Times New Roman"/>
+          <w:color w:val="000000" w:themeColor="text1"/>
+        </w:rPr>
+        <w:t>Application Load Balancer (ALB)</w:t>
+      </w:r>
+    </w:p>
+    <w:p>
+      <w:pPr>
+        <w:numPr>
+          <w:ilvl w:val="1"/>
+          <w:numId w:val="10"/>
+        </w:numPr>
+        <w:rPr>
+          <w:rFonts w:ascii="Times New Roman" w:hAnsi="Times New Roman" w:cs="Times New Roman"/>
+          <w:color w:val="000000" w:themeColor="text1"/>
+        </w:rPr>
+      </w:pPr>
+      <w:r>
+        <w:rPr>
+          <w:rFonts w:ascii="Times New Roman" w:hAnsi="Times New Roman" w:cs="Times New Roman"/>
+          <w:color w:val="000000" w:themeColor="text1"/>
+        </w:rPr>
+        <w:t>NAT Gateway</w:t>
+      </w:r>
+    </w:p>
+    <w:p>
+      <w:pPr>
+        <w:numPr>
+          <w:ilvl w:val="1"/>
+          <w:numId w:val="10"/>
+        </w:numPr>
+        <w:rPr>
+          <w:rFonts w:ascii="Times New Roman" w:hAnsi="Times New Roman" w:cs="Times New Roman"/>
+          <w:color w:val="000000" w:themeColor="text1"/>
+        </w:rPr>
+      </w:pPr>
+      <w:r>
+        <w:rPr>
+          <w:rFonts w:ascii="Times New Roman" w:hAnsi="Times New Roman" w:cs="Times New Roman"/>
+          <w:color w:val="000000" w:themeColor="text1"/>
+        </w:rPr>
+        <w:t>Bastion Host</w:t>
+      </w:r>
+    </w:p>
+    <w:p>
+      <w:pPr>
+        <w:numPr>
+          <w:ilvl w:val="0"/>
+          <w:numId w:val="10"/>
+        </w:numPr>
+        <w:rPr>
+          <w:rFonts w:ascii="Times New Roman" w:hAnsi="Times New Roman" w:cs="Times New Roman"/>
+          <w:color w:val="000000" w:themeColor="text1"/>
+        </w:rPr>
+      </w:pPr>
+      <w:r>
+        <w:rPr>
+          <w:rFonts w:ascii="Times New Roman" w:hAnsi="Times New Roman" w:cs="Times New Roman"/>
+          <w:color w:val="000000" w:themeColor="text1"/>
+        </w:rPr>
+        <w:t xml:space="preserve">Have direct internet access through an </w:t>
+      </w:r>
+      <w:r>
+        <w:rPr>
+          <w:rFonts w:ascii="Times New Roman" w:hAnsi="Times New Roman" w:cs="Times New Roman"/>
+          <w:b/>
+          <w:bCs/>
+          <w:color w:val="000000" w:themeColor="text1"/>
+        </w:rPr>
+        <w:t>Internet Gateway (IGW)</w:t>
+      </w:r>
+      <w:r>
+        <w:rPr>
+          <w:rFonts w:ascii="Times New Roman" w:hAnsi="Times New Roman" w:cs="Times New Roman"/>
+          <w:color w:val="000000" w:themeColor="text1"/>
+        </w:rPr>
+        <w:t>.</w:t>
+      </w:r>
+    </w:p>
+    <w:p>
+      <w:pPr>
+        <w:rPr>
+          <w:rFonts w:ascii="Times New Roman" w:hAnsi="Times New Roman" w:cs="Times New Roman"/>
+          <w:color w:val="000000" w:themeColor="text1"/>
+        </w:rPr>
+      </w:pPr>
+      <w:r>
+        <w:rPr>
+          <w:rFonts w:ascii="Times New Roman" w:hAnsi="Times New Roman" w:cs="Times New Roman"/>
+          <w:b/>
+          <w:bCs/>
+          <w:color w:val="000000" w:themeColor="text1"/>
+        </w:rPr>
+        <w:t>Private Subnets</w:t>
+      </w:r>
+    </w:p>
+    <w:p>
+      <w:pPr>
+        <w:numPr>
+          <w:ilvl w:val="0"/>
+          <w:numId w:val="11"/>
+        </w:numPr>
+        <w:rPr>
+          <w:rFonts w:ascii="Times New Roman" w:hAnsi="Times New Roman" w:cs="Times New Roman"/>
+          <w:color w:val="000000" w:themeColor="text1"/>
+        </w:rPr>
+      </w:pPr>
+      <w:r>
+        <w:rPr>
+          <w:rFonts w:ascii="Times New Roman" w:hAnsi="Times New Roman" w:cs="Times New Roman"/>
+          <w:color w:val="000000" w:themeColor="text1"/>
+        </w:rPr>
+        <w:t>Host application servers (EC2 instances).</w:t>
+      </w:r>
+    </w:p>
+    <w:p>
+      <w:pPr>
+        <w:numPr>
+          <w:ilvl w:val="0"/>
+          <w:numId w:val="11"/>
+        </w:numPr>
+        <w:rPr>
+          <w:rFonts w:ascii="Times New Roman" w:hAnsi="Times New Roman" w:cs="Times New Roman"/>
+          <w:color w:val="000000" w:themeColor="text1"/>
+        </w:rPr>
+      </w:pPr>
+      <w:r>
+        <w:rPr>
+          <w:rFonts w:ascii="Times New Roman" w:hAnsi="Times New Roman" w:cs="Times New Roman"/>
+          <w:color w:val="000000" w:themeColor="text1"/>
+        </w:rPr>
+        <w:t>Do not allow direct inbound access from the internet.</w:t>
+      </w:r>
+    </w:p>
+    <w:p>
+      <w:pPr>
+        <w:numPr>
+          <w:ilvl w:val="0"/>
+          <w:numId w:val="11"/>
+        </w:numPr>
+        <w:rPr>
+          <w:rFonts w:ascii="Times New Roman" w:hAnsi="Times New Roman" w:cs="Times New Roman"/>
+          <w:color w:val="000000" w:themeColor="text1"/>
+        </w:rPr>
+      </w:pPr>
+      <w:r>
+        <w:rPr>
+          <w:rFonts w:ascii="Times New Roman" w:hAnsi="Times New Roman" w:cs="Times New Roman"/>
+          <w:color w:val="000000" w:themeColor="text1"/>
+        </w:rPr>
+        <w:t>Outbound internet access is provided via NAT Gateways.</w:t>
+      </w:r>
+    </w:p>
+    <w:p>
+      <w:pPr>
+        <w:rPr>
+          <w:rFonts w:ascii="Times New Roman" w:hAnsi="Times New Roman" w:cs="Times New Roman"/>
+          <w:color w:val="000000" w:themeColor="text1"/>
+        </w:rPr>
+      </w:pPr>
+      <w:r>
+        <w:rPr>
+          <w:rFonts w:ascii="Times New Roman" w:hAnsi="Times New Roman" w:cs="Times New Roman"/>
+          <w:color w:val="000000" w:themeColor="text1"/>
+        </w:rPr>
+        <w:pict w14:anchorId="11EA2E0C">
+          <v:rect id="_x0000_i1087" style="width:0;height:1.5pt" o:hralign="center" o:hrstd="t" o:hr="t" fillcolor="#a0a0a0" stroked="f"/>
+        </w:pict>
+      </w:r>
+    </w:p>
+    <w:p>
+      <w:pPr>
+        <w:rPr>
+          <w:rFonts w:ascii="Times New Roman" w:hAnsi="Times New Roman" w:cs="Times New Roman"/>
+          <w:b/>
+          <w:bCs/>
+          <w:color w:val="000000" w:themeColor="text1"/>
+        </w:rPr>
+      </w:pPr>
+      <w:r>
+        <w:rPr>
+          <w:rFonts w:ascii="Times New Roman" w:hAnsi="Times New Roman" w:cs="Times New Roman"/>
+          <w:b/>
+          <w:bCs/>
+          <w:color w:val="000000" w:themeColor="text1"/>
+        </w:rPr>
+        <w:lastRenderedPageBreak/>
+        <w:t>3. Internet Gateway (IGW)</w:t>
+      </w:r>
+    </w:p>
+    <w:p>
+      <w:pPr>
+        <w:numPr>
+          <w:ilvl w:val="0"/>
+          <w:numId w:val="12"/>
+        </w:numPr>
+        <w:rPr>
+          <w:rFonts w:ascii="Times New Roman" w:hAnsi="Times New Roman" w:cs="Times New Roman"/>
+          <w:color w:val="000000" w:themeColor="text1"/>
+        </w:rPr>
+      </w:pPr>
+      <w:r>
+        <w:rPr>
+          <w:rFonts w:ascii="Times New Roman" w:hAnsi="Times New Roman" w:cs="Times New Roman"/>
+          <w:color w:val="000000" w:themeColor="text1"/>
+        </w:rPr>
+        <w:t>Attached to the VPC.</w:t>
+      </w:r>
+    </w:p>
+    <w:p>
+      <w:pPr>
+        <w:numPr>
+          <w:ilvl w:val="0"/>
+          <w:numId w:val="12"/>
+        </w:numPr>
+        <w:rPr>
+          <w:rFonts w:ascii="Times New Roman" w:hAnsi="Times New Roman" w:cs="Times New Roman"/>
+          <w:color w:val="000000" w:themeColor="text1"/>
+        </w:rPr>
+      </w:pPr>
+      <w:r>
+        <w:rPr>
+          <w:rFonts w:ascii="Times New Roman" w:hAnsi="Times New Roman" w:cs="Times New Roman"/>
+          <w:color w:val="000000" w:themeColor="text1"/>
+        </w:rPr>
+        <w:t>Enables inbound and outbound internet connectivity for public subnets.</w:t>
+      </w:r>
+    </w:p>
+    <w:p>
+      <w:pPr>
+        <w:numPr>
+          <w:ilvl w:val="0"/>
+          <w:numId w:val="12"/>
+        </w:numPr>
+        <w:rPr>
+          <w:rFonts w:ascii="Times New Roman" w:hAnsi="Times New Roman" w:cs="Times New Roman"/>
+          <w:color w:val="000000" w:themeColor="text1"/>
+        </w:rPr>
+      </w:pPr>
+      <w:r>
+        <w:rPr>
+          <w:rFonts w:ascii="Times New Roman" w:hAnsi="Times New Roman" w:cs="Times New Roman"/>
+          <w:color w:val="000000" w:themeColor="text1"/>
+        </w:rPr>
+        <w:t>Required for the Application Load Balancer and Bastion Host.</w:t>
+      </w:r>
+    </w:p>
+    <w:p>
+      <w:pPr>
+        <w:rPr>
+          <w:rFonts w:ascii="Times New Roman" w:hAnsi="Times New Roman" w:cs="Times New Roman"/>
+          <w:color w:val="000000" w:themeColor="text1"/>
+        </w:rPr>
+      </w:pPr>
+      <w:r>
+        <w:rPr>
+          <w:rFonts w:ascii="Times New Roman" w:hAnsi="Times New Roman" w:cs="Times New Roman"/>
+          <w:color w:val="000000" w:themeColor="text1"/>
+        </w:rPr>
+        <w:pict w14:anchorId="5FF531A3">
+          <v:rect id="_x0000_i1088" style="width:0;height:1.5pt" o:hralign="center" o:hrstd="t" o:hr="t" fillcolor="#a0a0a0" stroked="f"/>
+        </w:pict>
+      </w:r>
+    </w:p>
+    <w:p>
+      <w:pPr>
+        <w:rPr>
+          <w:rFonts w:ascii="Times New Roman" w:hAnsi="Times New Roman" w:cs="Times New Roman"/>
+          <w:b/>
+          <w:bCs/>
+          <w:color w:val="000000" w:themeColor="text1"/>
+        </w:rPr>
+      </w:pPr>
+      <w:r>
+        <w:rPr>
+          <w:rFonts w:ascii="Times New Roman" w:hAnsi="Times New Roman" w:cs="Times New Roman"/>
+          <w:b/>
+          <w:bCs/>
+          <w:color w:val="000000" w:themeColor="text1"/>
+        </w:rPr>
+        <w:t>4. Application Load Balancer (ALB)</w:t>
+      </w:r>
+    </w:p>
+    <w:p>
+      <w:pPr>
+        <w:numPr>
+          <w:ilvl w:val="0"/>
+          <w:numId w:val="13"/>
+        </w:numPr>
+        <w:rPr>
+          <w:rFonts w:ascii="Times New Roman" w:hAnsi="Times New Roman" w:cs="Times New Roman"/>
+          <w:color w:val="000000" w:themeColor="text1"/>
+        </w:rPr>
+      </w:pPr>
+      <w:r>
+        <w:rPr>
+          <w:rFonts w:ascii="Times New Roman" w:hAnsi="Times New Roman" w:cs="Times New Roman"/>
+          <w:color w:val="000000" w:themeColor="text1"/>
+        </w:rPr>
+        <w:t>Deployed across both public subnets.</w:t>
+      </w:r>
+    </w:p>
+    <w:p>
+      <w:pPr>
+        <w:numPr>
+          <w:ilvl w:val="0"/>
+          <w:numId w:val="13"/>
+        </w:numPr>
+        <w:rPr>
+          <w:rFonts w:ascii="Times New Roman" w:hAnsi="Times New Roman" w:cs="Times New Roman"/>
+          <w:color w:val="000000" w:themeColor="text1"/>
+        </w:rPr>
+      </w:pPr>
+      <w:r>
+        <w:rPr>
+          <w:rFonts w:ascii="Times New Roman" w:hAnsi="Times New Roman" w:cs="Times New Roman"/>
+          <w:color w:val="000000" w:themeColor="text1"/>
+        </w:rPr>
+        <w:t>Listens for incoming HTTP/HTTPS requests.</w:t>
+      </w:r>
+    </w:p>
+    <w:p>
+      <w:pPr>
+        <w:numPr>
+          <w:ilvl w:val="0"/>
+          <w:numId w:val="13"/>
+        </w:numPr>
+        <w:rPr>
+          <w:rFonts w:ascii="Times New Roman" w:hAnsi="Times New Roman" w:cs="Times New Roman"/>
+          <w:color w:val="000000" w:themeColor="text1"/>
+        </w:rPr>
+      </w:pPr>
+      <w:r>
+        <w:rPr>
+          <w:rFonts w:ascii="Times New Roman" w:hAnsi="Times New Roman" w:cs="Times New Roman"/>
+          <w:color w:val="000000" w:themeColor="text1"/>
+        </w:rPr>
+        <w:t>Distributes traffic across EC2 instances running in private subnets.</w:t>
+      </w:r>
+    </w:p>
+    <w:p>
+      <w:pPr>
+        <w:numPr>
+          <w:ilvl w:val="0"/>
+          <w:numId w:val="13"/>
+        </w:numPr>
+        <w:rPr>
+          <w:rFonts w:ascii="Times New Roman" w:hAnsi="Times New Roman" w:cs="Times New Roman"/>
+          <w:color w:val="000000" w:themeColor="text1"/>
+        </w:rPr>
+      </w:pPr>
+      <w:r>
+        <w:rPr>
+          <w:rFonts w:ascii="Times New Roman" w:hAnsi="Times New Roman" w:cs="Times New Roman"/>
+          <w:color w:val="000000" w:themeColor="text1"/>
+        </w:rPr>
+        <w:t xml:space="preserve">Performs </w:t>
+      </w:r>
+      <w:r>
+        <w:rPr>
+          <w:rFonts w:ascii="Times New Roman" w:hAnsi="Times New Roman" w:cs="Times New Roman"/>
+          <w:b/>
+          <w:bCs/>
+          <w:color w:val="000000" w:themeColor="text1"/>
+        </w:rPr>
+        <w:t>health checks</w:t>
+      </w:r>
+      <w:r>
+        <w:rPr>
+          <w:rFonts w:ascii="Times New Roman" w:hAnsi="Times New Roman" w:cs="Times New Roman"/>
+          <w:color w:val="000000" w:themeColor="text1"/>
+        </w:rPr>
+        <w:t xml:space="preserve"> to route traffic only to healthy instances.</w:t>
+      </w:r>
+    </w:p>
+    <w:p>
+      <w:pPr>
+        <w:rPr>
+          <w:rFonts w:ascii="Times New Roman" w:hAnsi="Times New Roman" w:cs="Times New Roman"/>
+          <w:color w:val="000000" w:themeColor="text1"/>
+        </w:rPr>
+      </w:pPr>
+      <w:r>
+        <w:rPr>
+          <w:rFonts w:ascii="Times New Roman" w:hAnsi="Times New Roman" w:cs="Times New Roman"/>
+          <w:color w:val="000000" w:themeColor="text1"/>
+        </w:rPr>
+        <w:pict w14:anchorId="5C7E2BA8">
+          <v:rect id="_x0000_i1089" style="width:0;height:1.5pt" o:hralign="center" o:hrstd="t" o:hr="t" fillcolor="#a0a0a0" stroked="f"/>
+        </w:pict>
+      </w:r>
+    </w:p>
+    <w:p>
+      <w:pPr>
+        <w:rPr>
+          <w:rFonts w:ascii="Times New Roman" w:hAnsi="Times New Roman" w:cs="Times New Roman"/>
+          <w:b/>
+          <w:bCs/>
+          <w:color w:val="000000" w:themeColor="text1"/>
+        </w:rPr>
+      </w:pPr>
+      <w:r>
+        <w:rPr>
+          <w:rFonts w:ascii="Times New Roman" w:hAnsi="Times New Roman" w:cs="Times New Roman"/>
+          <w:b/>
+          <w:bCs/>
+          <w:color w:val="000000" w:themeColor="text1"/>
+        </w:rPr>
+        <w:t>5. Target Group</w:t>
+      </w:r>
+    </w:p>
+    <w:p>
+      <w:pPr>
+        <w:numPr>
+          <w:ilvl w:val="0"/>
+          <w:numId w:val="14"/>
+        </w:numPr>
+        <w:rPr>
+          <w:rFonts w:ascii="Times New Roman" w:hAnsi="Times New Roman" w:cs="Times New Roman"/>
+          <w:color w:val="000000" w:themeColor="text1"/>
+        </w:rPr>
+      </w:pPr>
+      <w:r>
+        <w:rPr>
+          <w:rFonts w:ascii="Times New Roman" w:hAnsi="Times New Roman" w:cs="Times New Roman"/>
+          <w:color w:val="000000" w:themeColor="text1"/>
+        </w:rPr>
+        <w:t>Associated with the Application Load Balancer.</w:t>
+      </w:r>
+    </w:p>
+    <w:p>
+      <w:pPr>
+        <w:numPr>
+          <w:ilvl w:val="0"/>
+          <w:numId w:val="14"/>
+        </w:numPr>
+        <w:rPr>
+          <w:rFonts w:ascii="Times New Roman" w:hAnsi="Times New Roman" w:cs="Times New Roman"/>
+          <w:color w:val="000000" w:themeColor="text1"/>
+        </w:rPr>
+      </w:pPr>
+      <w:r>
+        <w:rPr>
+          <w:rFonts w:ascii="Times New Roman" w:hAnsi="Times New Roman" w:cs="Times New Roman"/>
+          <w:color w:val="000000" w:themeColor="text1"/>
+        </w:rPr>
+        <w:t>Contains EC2 instances launched by the Auto Scaling Group.</w:t>
+      </w:r>
+    </w:p>
+    <w:p>
+      <w:pPr>
+        <w:numPr>
+          <w:ilvl w:val="0"/>
+          <w:numId w:val="14"/>
+        </w:numPr>
+        <w:rPr>
+          <w:rFonts w:ascii="Times New Roman" w:hAnsi="Times New Roman" w:cs="Times New Roman"/>
+          <w:color w:val="000000" w:themeColor="text1"/>
+        </w:rPr>
+      </w:pPr>
+      <w:r>
+        <w:rPr>
+          <w:rFonts w:ascii="Times New Roman" w:hAnsi="Times New Roman" w:cs="Times New Roman"/>
+          <w:color w:val="000000" w:themeColor="text1"/>
+        </w:rPr>
+        <w:t>Continuously monitors instance health.</w:t>
+      </w:r>
+    </w:p>
+    <w:p>
+      <w:pPr>
+        <w:numPr>
+          <w:ilvl w:val="0"/>
+          <w:numId w:val="14"/>
+        </w:numPr>
+        <w:rPr>
+          <w:rFonts w:ascii="Times New Roman" w:hAnsi="Times New Roman" w:cs="Times New Roman"/>
+          <w:color w:val="000000" w:themeColor="text1"/>
+        </w:rPr>
+      </w:pPr>
+      <w:r>
+        <w:rPr>
+          <w:rFonts w:ascii="Times New Roman" w:hAnsi="Times New Roman" w:cs="Times New Roman"/>
+          <w:color w:val="000000" w:themeColor="text1"/>
+        </w:rPr>
+        <w:t>Automatically removes unhealthy instances from traffic routing.</w:t>
+      </w:r>
+    </w:p>
+    <w:p>
+      <w:pPr>
+        <w:rPr>
+          <w:rFonts w:ascii="Times New Roman" w:hAnsi="Times New Roman" w:cs="Times New Roman"/>
+          <w:color w:val="000000" w:themeColor="text1"/>
+        </w:rPr>
+      </w:pPr>
+      <w:r>
+        <w:rPr>
+          <w:rFonts w:ascii="Times New Roman" w:hAnsi="Times New Roman" w:cs="Times New Roman"/>
+          <w:color w:val="000000" w:themeColor="text1"/>
+        </w:rPr>
+        <w:pict w14:anchorId="6F5DA604">
+          <v:rect id="_x0000_i1090" style="width:0;height:1.5pt" o:hralign="center" o:hrstd="t" o:hr="t" fillcolor="#a0a0a0" stroked="f"/>
+        </w:pict>
+      </w:r>
+    </w:p>
+    <w:p>
+      <w:pPr>
+        <w:rPr>
+          <w:rFonts w:ascii="Times New Roman" w:hAnsi="Times New Roman" w:cs="Times New Roman"/>
+          <w:b/>
+          <w:bCs/>
+          <w:color w:val="000000" w:themeColor="text1"/>
+        </w:rPr>
+      </w:pPr>
+      <w:r>
+        <w:rPr>
+          <w:rFonts w:ascii="Times New Roman" w:hAnsi="Times New Roman" w:cs="Times New Roman"/>
+          <w:b/>
+          <w:bCs/>
+          <w:color w:val="000000" w:themeColor="text1"/>
+        </w:rPr>
+        <w:t>6. Auto Scaling Group (ASG)</w:t>
+      </w:r>
+    </w:p>
+    <w:p>
+      <w:pPr>
+        <w:numPr>
+          <w:ilvl w:val="0"/>
+          <w:numId w:val="15"/>
+        </w:numPr>
+        <w:rPr>
+          <w:rFonts w:ascii="Times New Roman" w:hAnsi="Times New Roman" w:cs="Times New Roman"/>
+          <w:color w:val="000000" w:themeColor="text1"/>
+        </w:rPr>
+      </w:pPr>
+      <w:r>
+        <w:rPr>
+          <w:rFonts w:ascii="Times New Roman" w:hAnsi="Times New Roman" w:cs="Times New Roman"/>
+          <w:color w:val="000000" w:themeColor="text1"/>
+        </w:rPr>
+        <w:t>Launches EC2 instances in private subnets across both Availability Zones.</w:t>
+      </w:r>
+    </w:p>
+    <w:p>
+      <w:pPr>
+        <w:numPr>
+          <w:ilvl w:val="0"/>
+          <w:numId w:val="15"/>
+        </w:numPr>
+        <w:rPr>
+          <w:rFonts w:ascii="Times New Roman" w:hAnsi="Times New Roman" w:cs="Times New Roman"/>
+          <w:color w:val="000000" w:themeColor="text1"/>
+        </w:rPr>
+      </w:pPr>
+      <w:r>
+        <w:rPr>
+          <w:rFonts w:ascii="Times New Roman" w:hAnsi="Times New Roman" w:cs="Times New Roman"/>
+          <w:color w:val="000000" w:themeColor="text1"/>
+        </w:rPr>
+        <w:t>Automatically:</w:t>
+      </w:r>
+    </w:p>
+    <w:p>
+      <w:pPr>
+        <w:numPr>
+          <w:ilvl w:val="1"/>
+          <w:numId w:val="15"/>
+        </w:numPr>
+        <w:rPr>
+          <w:rFonts w:ascii="Times New Roman" w:hAnsi="Times New Roman" w:cs="Times New Roman"/>
+          <w:color w:val="000000" w:themeColor="text1"/>
+        </w:rPr>
+      </w:pPr>
+      <w:r>
+        <w:rPr>
+          <w:rFonts w:ascii="Times New Roman" w:hAnsi="Times New Roman" w:cs="Times New Roman"/>
+          <w:color w:val="000000" w:themeColor="text1"/>
+        </w:rPr>
+        <w:t>Scales out during high load.</w:t>
+      </w:r>
+    </w:p>
+    <w:p>
+      <w:pPr>
+        <w:numPr>
+          <w:ilvl w:val="1"/>
+          <w:numId w:val="15"/>
+        </w:numPr>
+        <w:rPr>
+          <w:rFonts w:ascii="Times New Roman" w:hAnsi="Times New Roman" w:cs="Times New Roman"/>
+          <w:color w:val="000000" w:themeColor="text1"/>
+        </w:rPr>
+      </w:pPr>
+      <w:r>
+        <w:rPr>
+          <w:rFonts w:ascii="Times New Roman" w:hAnsi="Times New Roman" w:cs="Times New Roman"/>
+          <w:color w:val="000000" w:themeColor="text1"/>
+        </w:rPr>
+        <w:t>Scales in during low load.</w:t>
+      </w:r>
+    </w:p>
+    <w:p>
+      <w:pPr>
+        <w:numPr>
+          <w:ilvl w:val="1"/>
+          <w:numId w:val="15"/>
+        </w:numPr>
+        <w:rPr>
+          <w:rFonts w:ascii="Times New Roman" w:hAnsi="Times New Roman" w:cs="Times New Roman"/>
+          <w:color w:val="000000" w:themeColor="text1"/>
+        </w:rPr>
+      </w:pPr>
+      <w:r>
+        <w:rPr>
+          <w:rFonts w:ascii="Times New Roman" w:hAnsi="Times New Roman" w:cs="Times New Roman"/>
+          <w:color w:val="000000" w:themeColor="text1"/>
+        </w:rPr>
+        <w:t>Replaces unhealthy instances.</w:t>
+      </w:r>
+    </w:p>
+    <w:p>
+      <w:pPr>
+        <w:numPr>
+          <w:ilvl w:val="0"/>
+          <w:numId w:val="15"/>
+        </w:numPr>
+        <w:rPr>
+          <w:rFonts w:ascii="Times New Roman" w:hAnsi="Times New Roman" w:cs="Times New Roman"/>
+          <w:color w:val="000000" w:themeColor="text1"/>
+        </w:rPr>
+      </w:pPr>
+      <w:r>
+        <w:rPr>
+          <w:rFonts w:ascii="Times New Roman" w:hAnsi="Times New Roman" w:cs="Times New Roman"/>
+          <w:color w:val="000000" w:themeColor="text1"/>
+        </w:rPr>
+        <w:t>Ensures consistent application availability.</w:t>
+      </w:r>
+    </w:p>
+    <w:p>
+      <w:pPr>
+        <w:rPr>
+          <w:rFonts w:ascii="Times New Roman" w:hAnsi="Times New Roman" w:cs="Times New Roman"/>
+          <w:color w:val="000000" w:themeColor="text1"/>
+        </w:rPr>
+      </w:pPr>
+      <w:r>
+        <w:rPr>
+          <w:rFonts w:ascii="Times New Roman" w:hAnsi="Times New Roman" w:cs="Times New Roman"/>
+          <w:color w:val="000000" w:themeColor="text1"/>
+        </w:rPr>
+        <w:pict w14:anchorId="76B6ED6C">
+          <v:rect id="_x0000_i1091" style="width:0;height:1.5pt" o:hralign="center" o:hrstd="t" o:hr="t" fillcolor="#a0a0a0" stroked="f"/>
+        </w:pict>
+      </w:r>
+    </w:p>
+    <w:p>
+      <w:pPr>
+        <w:rPr>
+          <w:rFonts w:ascii="Times New Roman" w:hAnsi="Times New Roman" w:cs="Times New Roman"/>
+          <w:b/>
+          <w:bCs/>
+          <w:color w:val="000000" w:themeColor="text1"/>
+        </w:rPr>
+      </w:pPr>
+    </w:p>
+    <w:p>
+      <w:pPr>
+        <w:rPr>
+          <w:rFonts w:ascii="Times New Roman" w:hAnsi="Times New Roman" w:cs="Times New Roman"/>
+          <w:b/>
+          <w:bCs/>
+          <w:color w:val="000000" w:themeColor="text1"/>
+        </w:rPr>
+      </w:pPr>
+    </w:p>
+    <w:p>
+      <w:pPr>
+        <w:rPr>
+          <w:rFonts w:ascii="Times New Roman" w:hAnsi="Times New Roman" w:cs="Times New Roman"/>
+          <w:b/>
+          <w:bCs/>
+          <w:color w:val="000000" w:themeColor="text1"/>
+        </w:rPr>
+      </w:pPr>
+    </w:p>
+    <w:p>
+      <w:pPr>
+        <w:rPr>
+          <w:rFonts w:ascii="Times New Roman" w:hAnsi="Times New Roman" w:cs="Times New Roman"/>
+          <w:b/>
+          <w:bCs/>
+          <w:color w:val="000000" w:themeColor="text1"/>
+        </w:rPr>
+      </w:pPr>
+    </w:p>
+    <w:p>
+      <w:pPr>
+        <w:rPr>
+          <w:rFonts w:ascii="Times New Roman" w:hAnsi="Times New Roman" w:cs="Times New Roman"/>
+          <w:b/>
+          <w:bCs/>
+          <w:color w:val="000000" w:themeColor="text1"/>
+        </w:rPr>
+      </w:pPr>
+      <w:r>
+        <w:rPr>
+          <w:rFonts w:ascii="Times New Roman" w:hAnsi="Times New Roman" w:cs="Times New Roman"/>
+          <w:b/>
+          <w:bCs/>
+          <w:color w:val="000000" w:themeColor="text1"/>
+        </w:rPr>
+        <w:lastRenderedPageBreak/>
+        <w:t>7. NAT Gateway (Highly Available Setup)</w:t>
+      </w:r>
+    </w:p>
+    <w:p>
+      <w:pPr>
+        <w:numPr>
+          <w:ilvl w:val="0"/>
+          <w:numId w:val="16"/>
+        </w:numPr>
+        <w:rPr>
+          <w:rFonts w:ascii="Times New Roman" w:hAnsi="Times New Roman" w:cs="Times New Roman"/>
+          <w:color w:val="000000" w:themeColor="text1"/>
+        </w:rPr>
+      </w:pPr>
+      <w:r>
+        <w:rPr>
+          <w:rFonts w:ascii="Times New Roman" w:hAnsi="Times New Roman" w:cs="Times New Roman"/>
+          <w:color w:val="000000" w:themeColor="text1"/>
+        </w:rPr>
+        <w:t xml:space="preserve">One NAT Gateway is deployed in </w:t>
+      </w:r>
+      <w:r>
+        <w:rPr>
+          <w:rFonts w:ascii="Times New Roman" w:hAnsi="Times New Roman" w:cs="Times New Roman"/>
+          <w:b/>
+          <w:bCs/>
+          <w:color w:val="000000" w:themeColor="text1"/>
+        </w:rPr>
+        <w:t>each public subnet</w:t>
+      </w:r>
+      <w:r>
+        <w:rPr>
+          <w:rFonts w:ascii="Times New Roman" w:hAnsi="Times New Roman" w:cs="Times New Roman"/>
+          <w:color w:val="000000" w:themeColor="text1"/>
+        </w:rPr>
+        <w:t>.</w:t>
+      </w:r>
+    </w:p>
+    <w:p>
+      <w:pPr>
+        <w:numPr>
+          <w:ilvl w:val="0"/>
+          <w:numId w:val="16"/>
+        </w:numPr>
+        <w:rPr>
+          <w:rFonts w:ascii="Times New Roman" w:hAnsi="Times New Roman" w:cs="Times New Roman"/>
+          <w:color w:val="000000" w:themeColor="text1"/>
+        </w:rPr>
+      </w:pPr>
+      <w:r>
+        <w:rPr>
+          <w:rFonts w:ascii="Times New Roman" w:hAnsi="Times New Roman" w:cs="Times New Roman"/>
+          <w:color w:val="000000" w:themeColor="text1"/>
+        </w:rPr>
+        <w:t xml:space="preserve">Private subnet route tables are configured to use the </w:t>
+      </w:r>
+      <w:r>
+        <w:rPr>
+          <w:rFonts w:ascii="Times New Roman" w:hAnsi="Times New Roman" w:cs="Times New Roman"/>
+          <w:b/>
+          <w:bCs/>
+          <w:color w:val="000000" w:themeColor="text1"/>
+        </w:rPr>
+        <w:t>AZ-local NAT Gateway</w:t>
+      </w:r>
+      <w:r>
+        <w:rPr>
+          <w:rFonts w:ascii="Times New Roman" w:hAnsi="Times New Roman" w:cs="Times New Roman"/>
+          <w:color w:val="000000" w:themeColor="text1"/>
+        </w:rPr>
+        <w:t>.</w:t>
+      </w:r>
+    </w:p>
+    <w:p>
+      <w:pPr>
+        <w:numPr>
+          <w:ilvl w:val="0"/>
+          <w:numId w:val="16"/>
+        </w:numPr>
+        <w:rPr>
+          <w:rFonts w:ascii="Times New Roman" w:hAnsi="Times New Roman" w:cs="Times New Roman"/>
+          <w:color w:val="000000" w:themeColor="text1"/>
+        </w:rPr>
+      </w:pPr>
+      <w:r>
+        <w:rPr>
+          <w:rFonts w:ascii="Times New Roman" w:hAnsi="Times New Roman" w:cs="Times New Roman"/>
+          <w:color w:val="000000" w:themeColor="text1"/>
+        </w:rPr>
+        <w:t>Enables outbound internet access for:</w:t>
+      </w:r>
+    </w:p>
+    <w:p>
+      <w:pPr>
+        <w:numPr>
+          <w:ilvl w:val="1"/>
+          <w:numId w:val="16"/>
+        </w:numPr>
+        <w:rPr>
+          <w:rFonts w:ascii="Times New Roman" w:hAnsi="Times New Roman" w:cs="Times New Roman"/>
+          <w:color w:val="000000" w:themeColor="text1"/>
+        </w:rPr>
+      </w:pPr>
+      <w:r>
+        <w:rPr>
+          <w:rFonts w:ascii="Times New Roman" w:hAnsi="Times New Roman" w:cs="Times New Roman"/>
+          <w:color w:val="000000" w:themeColor="text1"/>
+        </w:rPr>
+        <w:t>Software updates</w:t>
+      </w:r>
+    </w:p>
+    <w:p>
+      <w:pPr>
+        <w:numPr>
+          <w:ilvl w:val="1"/>
+          <w:numId w:val="16"/>
+        </w:numPr>
+        <w:rPr>
+          <w:rFonts w:ascii="Times New Roman" w:hAnsi="Times New Roman" w:cs="Times New Roman"/>
+          <w:color w:val="000000" w:themeColor="text1"/>
+        </w:rPr>
+      </w:pPr>
+      <w:r>
+        <w:rPr>
+          <w:rFonts w:ascii="Times New Roman" w:hAnsi="Times New Roman" w:cs="Times New Roman"/>
+          <w:color w:val="000000" w:themeColor="text1"/>
+        </w:rPr>
+        <w:t>Package installations</w:t>
+      </w:r>
+    </w:p>
+    <w:p>
+      <w:pPr>
+        <w:numPr>
+          <w:ilvl w:val="1"/>
+          <w:numId w:val="16"/>
+        </w:numPr>
+        <w:rPr>
+          <w:rFonts w:ascii="Times New Roman" w:hAnsi="Times New Roman" w:cs="Times New Roman"/>
+          <w:color w:val="000000" w:themeColor="text1"/>
+        </w:rPr>
+      </w:pPr>
+      <w:r>
+        <w:rPr>
+          <w:rFonts w:ascii="Times New Roman" w:hAnsi="Times New Roman" w:cs="Times New Roman"/>
+          <w:color w:val="000000" w:themeColor="text1"/>
+        </w:rPr>
+        <w:t>External API calls</w:t>
+      </w:r>
+    </w:p>
+    <w:p>
+      <w:pPr>
+        <w:numPr>
+          <w:ilvl w:val="0"/>
+          <w:numId w:val="16"/>
+        </w:numPr>
+        <w:rPr>
+          <w:rFonts w:ascii="Times New Roman" w:hAnsi="Times New Roman" w:cs="Times New Roman"/>
+          <w:color w:val="000000" w:themeColor="text1"/>
+        </w:rPr>
+      </w:pPr>
+      <w:r>
+        <w:rPr>
+          <w:rFonts w:ascii="Times New Roman" w:hAnsi="Times New Roman" w:cs="Times New Roman"/>
+          <w:color w:val="000000" w:themeColor="text1"/>
+        </w:rPr>
+        <w:t>Prevents inbound internet access to private instances.</w:t>
+      </w:r>
+    </w:p>
+    <w:p>
+      <w:pPr>
+        <w:rPr>
+          <w:rFonts w:ascii="Times New Roman" w:hAnsi="Times New Roman" w:cs="Times New Roman"/>
+          <w:color w:val="000000" w:themeColor="text1"/>
+        </w:rPr>
+      </w:pPr>
+      <w:r>
+        <w:rPr>
+          <w:rFonts w:ascii="Times New Roman" w:hAnsi="Times New Roman" w:cs="Times New Roman"/>
+          <w:color w:val="000000" w:themeColor="text1"/>
+        </w:rPr>
+        <w:pict w14:anchorId="62BF3FBE">
+          <v:rect id="_x0000_i1092" style="width:0;height:1.5pt" o:hralign="center" o:hrstd="t" o:hr="t" fillcolor="#a0a0a0" stroked="f"/>
+        </w:pict>
+      </w:r>
+    </w:p>
+    <w:p>
+      <w:pPr>
+        <w:rPr>
+          <w:rFonts w:ascii="Times New Roman" w:hAnsi="Times New Roman" w:cs="Times New Roman"/>
+          <w:b/>
+          <w:bCs/>
+          <w:color w:val="000000" w:themeColor="text1"/>
+        </w:rPr>
+      </w:pPr>
+      <w:r>
+        <w:rPr>
+          <w:rFonts w:ascii="Times New Roman" w:hAnsi="Times New Roman" w:cs="Times New Roman"/>
+          <w:b/>
+          <w:bCs/>
+          <w:color w:val="000000" w:themeColor="text1"/>
+        </w:rPr>
+        <w:t>8. Bastion Host (Jump Server)</w:t>
+      </w:r>
+    </w:p>
+    <w:p>
+      <w:pPr>
+        <w:numPr>
+          <w:ilvl w:val="0"/>
+          <w:numId w:val="17"/>
+        </w:numPr>
+        <w:rPr>
+          <w:rFonts w:ascii="Times New Roman" w:hAnsi="Times New Roman" w:cs="Times New Roman"/>
+          <w:color w:val="000000" w:themeColor="text1"/>
+        </w:rPr>
+      </w:pPr>
+      <w:r>
+        <w:rPr>
+          <w:rFonts w:ascii="Times New Roman" w:hAnsi="Times New Roman" w:cs="Times New Roman"/>
+          <w:color w:val="000000" w:themeColor="text1"/>
+        </w:rPr>
+        <w:t>Deployed in a public subnet.</w:t>
+      </w:r>
+    </w:p>
+    <w:p>
+      <w:pPr>
+        <w:numPr>
+          <w:ilvl w:val="0"/>
+          <w:numId w:val="17"/>
+        </w:numPr>
+        <w:rPr>
+          <w:rFonts w:ascii="Times New Roman" w:hAnsi="Times New Roman" w:cs="Times New Roman"/>
+          <w:color w:val="000000" w:themeColor="text1"/>
+        </w:rPr>
+      </w:pPr>
+      <w:r>
+        <w:rPr>
+          <w:rFonts w:ascii="Times New Roman" w:hAnsi="Times New Roman" w:cs="Times New Roman"/>
+          <w:color w:val="000000" w:themeColor="text1"/>
+        </w:rPr>
+        <w:t xml:space="preserve">Used for </w:t>
+      </w:r>
+      <w:r>
+        <w:rPr>
+          <w:rFonts w:ascii="Times New Roman" w:hAnsi="Times New Roman" w:cs="Times New Roman"/>
+          <w:b/>
+          <w:bCs/>
+          <w:color w:val="000000" w:themeColor="text1"/>
+        </w:rPr>
+        <w:t>secure administrative access (SSH)</w:t>
+      </w:r>
+      <w:r>
+        <w:rPr>
+          <w:rFonts w:ascii="Times New Roman" w:hAnsi="Times New Roman" w:cs="Times New Roman"/>
+          <w:color w:val="000000" w:themeColor="text1"/>
+        </w:rPr>
+        <w:t xml:space="preserve"> to private EC2 instances.</w:t>
+      </w:r>
+    </w:p>
+    <w:p>
+      <w:pPr>
+        <w:numPr>
+          <w:ilvl w:val="0"/>
+          <w:numId w:val="17"/>
+        </w:numPr>
+        <w:rPr>
+          <w:rFonts w:ascii="Times New Roman" w:hAnsi="Times New Roman" w:cs="Times New Roman"/>
+          <w:color w:val="000000" w:themeColor="text1"/>
+        </w:rPr>
+      </w:pPr>
+      <w:r>
+        <w:rPr>
+          <w:rFonts w:ascii="Times New Roman" w:hAnsi="Times New Roman" w:cs="Times New Roman"/>
+          <w:color w:val="000000" w:themeColor="text1"/>
+        </w:rPr>
+        <w:t>Reduces attack surface by avoiding direct access to private servers.</w:t>
+      </w:r>
+    </w:p>
+    <w:p>
+      <w:pPr>
+        <w:numPr>
+          <w:ilvl w:val="0"/>
+          <w:numId w:val="17"/>
+        </w:numPr>
+        <w:rPr>
+          <w:rFonts w:ascii="Times New Roman" w:hAnsi="Times New Roman" w:cs="Times New Roman"/>
+          <w:color w:val="000000" w:themeColor="text1"/>
+        </w:rPr>
+      </w:pPr>
+      <w:r>
+        <w:rPr>
+          <w:rFonts w:ascii="Times New Roman" w:hAnsi="Times New Roman" w:cs="Times New Roman"/>
+          <w:color w:val="000000" w:themeColor="text1"/>
+        </w:rPr>
+        <w:t>Access restricted using Security Groups and trusted IP addresses.</w:t>
+      </w:r>
+    </w:p>
+    <w:p>
+      <w:pPr>
+        <w:rPr>
+          <w:rFonts w:ascii="Times New Roman" w:hAnsi="Times New Roman" w:cs="Times New Roman"/>
+          <w:color w:val="000000" w:themeColor="text1"/>
+        </w:rPr>
+      </w:pPr>
+      <w:r>
+        <w:rPr>
+          <w:rFonts w:ascii="Times New Roman" w:hAnsi="Times New Roman" w:cs="Times New Roman"/>
+          <w:color w:val="000000" w:themeColor="text1"/>
+        </w:rPr>
+        <w:pict w14:anchorId="5DFD516F">
+          <v:rect id="_x0000_i1093" style="width:0;height:1.5pt" o:hralign="center" o:hrstd="t" o:hr="t" fillcolor="#a0a0a0" stroked="f"/>
+        </w:pict>
+      </w:r>
+    </w:p>
+    <w:p>
+      <w:pPr>
+        <w:rPr>
+          <w:rFonts w:ascii="Times New Roman" w:hAnsi="Times New Roman" w:cs="Times New Roman"/>
+          <w:b/>
+          <w:bCs/>
+          <w:color w:val="000000" w:themeColor="text1"/>
+        </w:rPr>
+      </w:pPr>
+      <w:r>
+        <w:rPr>
+          <w:rFonts w:ascii="Times New Roman" w:hAnsi="Times New Roman" w:cs="Times New Roman"/>
+          <w:b/>
+          <w:bCs/>
+          <w:color w:val="000000" w:themeColor="text1"/>
+        </w:rPr>
+        <w:t>Request Flow (End-to-End)</w:t>
+      </w:r>
+    </w:p>
+    <w:p>
+      <w:pPr>
+        <w:numPr>
+          <w:ilvl w:val="0"/>
+          <w:numId w:val="18"/>
+        </w:numPr>
+        <w:rPr>
+          <w:rFonts w:ascii="Times New Roman" w:hAnsi="Times New Roman" w:cs="Times New Roman"/>
+          <w:color w:val="000000" w:themeColor="text1"/>
+        </w:rPr>
+      </w:pPr>
+      <w:r>
+        <w:rPr>
+          <w:rFonts w:ascii="Times New Roman" w:hAnsi="Times New Roman" w:cs="Times New Roman"/>
+          <w:color w:val="000000" w:themeColor="text1"/>
+        </w:rPr>
+        <w:t>User sends a request from the internet.</w:t>
+      </w:r>
+    </w:p>
+    <w:p>
+      <w:pPr>
+        <w:numPr>
+          <w:ilvl w:val="0"/>
+          <w:numId w:val="18"/>
+        </w:numPr>
+        <w:rPr>
+          <w:rFonts w:ascii="Times New Roman" w:hAnsi="Times New Roman" w:cs="Times New Roman"/>
+          <w:color w:val="000000" w:themeColor="text1"/>
+        </w:rPr>
+      </w:pPr>
+      <w:r>
+        <w:rPr>
+          <w:rFonts w:ascii="Times New Roman" w:hAnsi="Times New Roman" w:cs="Times New Roman"/>
+          <w:color w:val="000000" w:themeColor="text1"/>
+        </w:rPr>
+        <w:t xml:space="preserve">Request reaches the </w:t>
+      </w:r>
+      <w:r>
+        <w:rPr>
+          <w:rFonts w:ascii="Times New Roman" w:hAnsi="Times New Roman" w:cs="Times New Roman"/>
+          <w:b/>
+          <w:bCs/>
+          <w:color w:val="000000" w:themeColor="text1"/>
+        </w:rPr>
+        <w:t>Application Load Balancer</w:t>
+      </w:r>
+      <w:r>
+        <w:rPr>
+          <w:rFonts w:ascii="Times New Roman" w:hAnsi="Times New Roman" w:cs="Times New Roman"/>
+          <w:color w:val="000000" w:themeColor="text1"/>
+        </w:rPr>
+        <w:t xml:space="preserve"> via the Internet Gateway.</w:t>
+      </w:r>
+    </w:p>
+    <w:p>
+      <w:pPr>
+        <w:numPr>
+          <w:ilvl w:val="0"/>
+          <w:numId w:val="18"/>
+        </w:numPr>
+        <w:rPr>
+          <w:rFonts w:ascii="Times New Roman" w:hAnsi="Times New Roman" w:cs="Times New Roman"/>
+          <w:color w:val="000000" w:themeColor="text1"/>
+        </w:rPr>
+      </w:pPr>
+      <w:r>
+        <w:rPr>
+          <w:rFonts w:ascii="Times New Roman" w:hAnsi="Times New Roman" w:cs="Times New Roman"/>
+          <w:color w:val="000000" w:themeColor="text1"/>
+        </w:rPr>
+        <w:t xml:space="preserve">ALB forwards traffic to the </w:t>
+      </w:r>
+      <w:r>
+        <w:rPr>
+          <w:rFonts w:ascii="Times New Roman" w:hAnsi="Times New Roman" w:cs="Times New Roman"/>
+          <w:b/>
+          <w:bCs/>
+          <w:color w:val="000000" w:themeColor="text1"/>
+        </w:rPr>
+        <w:t>Target Group</w:t>
+      </w:r>
+      <w:r>
+        <w:rPr>
+          <w:rFonts w:ascii="Times New Roman" w:hAnsi="Times New Roman" w:cs="Times New Roman"/>
+          <w:color w:val="000000" w:themeColor="text1"/>
+        </w:rPr>
+        <w:t>.</w:t>
+      </w:r>
+    </w:p>
+    <w:p>
+      <w:pPr>
+        <w:numPr>
+          <w:ilvl w:val="0"/>
+          <w:numId w:val="18"/>
+        </w:numPr>
+        <w:rPr>
+          <w:rFonts w:ascii="Times New Roman" w:hAnsi="Times New Roman" w:cs="Times New Roman"/>
+          <w:color w:val="000000" w:themeColor="text1"/>
+        </w:rPr>
+      </w:pPr>
+      <w:r>
+        <w:rPr>
+          <w:rFonts w:ascii="Times New Roman" w:hAnsi="Times New Roman" w:cs="Times New Roman"/>
+          <w:color w:val="000000" w:themeColor="text1"/>
+        </w:rPr>
+        <w:t xml:space="preserve">Target Group routes the request to a healthy EC2 instance in a </w:t>
+      </w:r>
+      <w:r>
+        <w:rPr>
+          <w:rFonts w:ascii="Times New Roman" w:hAnsi="Times New Roman" w:cs="Times New Roman"/>
+          <w:b/>
+          <w:bCs/>
+          <w:color w:val="000000" w:themeColor="text1"/>
+        </w:rPr>
+        <w:t>private subnet</w:t>
+      </w:r>
+      <w:r>
+        <w:rPr>
+          <w:rFonts w:ascii="Times New Roman" w:hAnsi="Times New Roman" w:cs="Times New Roman"/>
+          <w:color w:val="000000" w:themeColor="text1"/>
+        </w:rPr>
+        <w:t>.</w:t>
+      </w:r>
+    </w:p>
+    <w:p>
+      <w:pPr>
+        <w:numPr>
+          <w:ilvl w:val="0"/>
+          <w:numId w:val="18"/>
+        </w:numPr>
+        <w:rPr>
+          <w:rFonts w:ascii="Times New Roman" w:hAnsi="Times New Roman" w:cs="Times New Roman"/>
+          <w:color w:val="000000" w:themeColor="text1"/>
+        </w:rPr>
+      </w:pPr>
+      <w:r>
+        <w:rPr>
+          <w:rFonts w:ascii="Times New Roman" w:hAnsi="Times New Roman" w:cs="Times New Roman"/>
+          <w:color w:val="000000" w:themeColor="text1"/>
+        </w:rPr>
+        <w:t>EC2 instance processes the request and sends the response back through the ALB.</w:t>
+      </w:r>
+    </w:p>
+    <w:p>
+      <w:pPr>
+        <w:numPr>
+          <w:ilvl w:val="0"/>
+          <w:numId w:val="18"/>
+        </w:numPr>
+        <w:rPr>
+          <w:rFonts w:ascii="Times New Roman" w:hAnsi="Times New Roman" w:cs="Times New Roman"/>
+          <w:color w:val="000000" w:themeColor="text1"/>
+        </w:rPr>
+      </w:pPr>
+      <w:r>
+        <w:rPr>
+          <w:rFonts w:ascii="Times New Roman" w:hAnsi="Times New Roman" w:cs="Times New Roman"/>
+          <w:color w:val="000000" w:themeColor="text1"/>
+        </w:rPr>
+        <w:t xml:space="preserve">For outbound internet access, EC2 instances route traffic through the </w:t>
+      </w:r>
+      <w:r>
+        <w:rPr>
+          <w:rFonts w:ascii="Times New Roman" w:hAnsi="Times New Roman" w:cs="Times New Roman"/>
+          <w:b/>
+          <w:bCs/>
+          <w:color w:val="000000" w:themeColor="text1"/>
+        </w:rPr>
+        <w:t>NAT Gateway</w:t>
+      </w:r>
+      <w:r>
+        <w:rPr>
+          <w:rFonts w:ascii="Times New Roman" w:hAnsi="Times New Roman" w:cs="Times New Roman"/>
+          <w:color w:val="000000" w:themeColor="text1"/>
+        </w:rPr>
+        <w:t>.</w:t>
+      </w:r>
+    </w:p>
+    <w:p>
+      <w:pPr>
+        <w:rPr>
+          <w:rFonts w:ascii="Times New Roman" w:hAnsi="Times New Roman" w:cs="Times New Roman"/>
+          <w:color w:val="000000" w:themeColor="text1"/>
+        </w:rPr>
+      </w:pPr>
+      <w:r>
+        <w:rPr>
+          <w:rFonts w:ascii="Times New Roman" w:hAnsi="Times New Roman" w:cs="Times New Roman"/>
+          <w:color w:val="000000" w:themeColor="text1"/>
+        </w:rPr>
+        <w:pict w14:anchorId="5A2A015D">
+          <v:rect id="_x0000_i1094" style="width:0;height:1.5pt" o:hralign="center" o:hrstd="t" o:hr="t" fillcolor="#a0a0a0" stroked="f"/>
+        </w:pict>
+      </w:r>
+    </w:p>
+    <w:p>
+      <w:pPr>
+        <w:rPr>
+          <w:rFonts w:ascii="Times New Roman" w:hAnsi="Times New Roman" w:cs="Times New Roman"/>
+          <w:b/>
+          <w:bCs/>
+          <w:color w:val="000000" w:themeColor="text1"/>
+        </w:rPr>
+      </w:pPr>
+      <w:r>
+        <w:rPr>
+          <w:rFonts w:ascii="Times New Roman" w:hAnsi="Times New Roman" w:cs="Times New Roman"/>
+          <w:b/>
+          <w:bCs/>
+          <w:color w:val="000000" w:themeColor="text1"/>
+        </w:rPr>
+        <w:t>Architecture Benefits</w:t>
+      </w:r>
+    </w:p>
+    <w:p>
+      <w:pPr>
+        <w:numPr>
+          <w:ilvl w:val="0"/>
+          <w:numId w:val="19"/>
+        </w:numPr>
+        <w:rPr>
+          <w:rFonts w:ascii="Times New Roman" w:hAnsi="Times New Roman" w:cs="Times New Roman"/>
+          <w:color w:val="000000" w:themeColor="text1"/>
+        </w:rPr>
+      </w:pPr>
+      <w:r>
+        <w:rPr>
+          <w:rFonts w:ascii="Times New Roman" w:hAnsi="Times New Roman" w:cs="Times New Roman"/>
+          <w:b/>
+          <w:bCs/>
+          <w:color w:val="000000" w:themeColor="text1"/>
+        </w:rPr>
+        <w:t>High Availability</w:t>
+      </w:r>
+      <w:r>
+        <w:rPr>
+          <w:rFonts w:ascii="Times New Roman" w:hAnsi="Times New Roman" w:cs="Times New Roman"/>
+          <w:color w:val="000000" w:themeColor="text1"/>
+        </w:rPr>
+        <w:t>: Multi-AZ deployment for all critical components.</w:t>
+      </w:r>
+    </w:p>
+    <w:p>
+      <w:pPr>
+        <w:numPr>
+          <w:ilvl w:val="0"/>
+          <w:numId w:val="19"/>
+        </w:numPr>
+        <w:rPr>
+          <w:rFonts w:ascii="Times New Roman" w:hAnsi="Times New Roman" w:cs="Times New Roman"/>
+          <w:color w:val="000000" w:themeColor="text1"/>
+        </w:rPr>
+      </w:pPr>
+      <w:r>
+        <w:rPr>
+          <w:rFonts w:ascii="Times New Roman" w:hAnsi="Times New Roman" w:cs="Times New Roman"/>
+          <w:b/>
+          <w:bCs/>
+          <w:color w:val="000000" w:themeColor="text1"/>
+        </w:rPr>
+        <w:t>Scalability</w:t>
+      </w:r>
+      <w:r>
+        <w:rPr>
+          <w:rFonts w:ascii="Times New Roman" w:hAnsi="Times New Roman" w:cs="Times New Roman"/>
+          <w:color w:val="000000" w:themeColor="text1"/>
+        </w:rPr>
+        <w:t>: Auto Scaling Group adjusts capacity automatically.</w:t>
+      </w:r>
+    </w:p>
+    <w:p>
+      <w:pPr>
+        <w:numPr>
+          <w:ilvl w:val="0"/>
+          <w:numId w:val="19"/>
+        </w:numPr>
+        <w:rPr>
+          <w:rFonts w:ascii="Times New Roman" w:hAnsi="Times New Roman" w:cs="Times New Roman"/>
+          <w:color w:val="000000" w:themeColor="text1"/>
+        </w:rPr>
+      </w:pPr>
+      <w:r>
+        <w:rPr>
+          <w:rFonts w:ascii="Times New Roman" w:hAnsi="Times New Roman" w:cs="Times New Roman"/>
+          <w:b/>
+          <w:bCs/>
+          <w:color w:val="000000" w:themeColor="text1"/>
+        </w:rPr>
+        <w:t>Security</w:t>
+      </w:r>
+      <w:r>
+        <w:rPr>
+          <w:rFonts w:ascii="Times New Roman" w:hAnsi="Times New Roman" w:cs="Times New Roman"/>
+          <w:color w:val="000000" w:themeColor="text1"/>
+        </w:rPr>
+        <w:t>: Private subnets, NAT Gateways, and Bastion Host.</w:t>
+      </w:r>
+    </w:p>
+    <w:p>
+      <w:pPr>
+        <w:numPr>
+          <w:ilvl w:val="0"/>
+          <w:numId w:val="19"/>
+        </w:numPr>
+        <w:rPr>
+          <w:rFonts w:ascii="Times New Roman" w:hAnsi="Times New Roman" w:cs="Times New Roman"/>
+          <w:color w:val="000000" w:themeColor="text1"/>
+        </w:rPr>
+      </w:pPr>
+      <w:r>
+        <w:rPr>
+          <w:rFonts w:ascii="Times New Roman" w:hAnsi="Times New Roman" w:cs="Times New Roman"/>
+          <w:b/>
+          <w:bCs/>
+          <w:color w:val="000000" w:themeColor="text1"/>
+        </w:rPr>
+        <w:t>Fault Tolerance</w:t>
+      </w:r>
+      <w:r>
+        <w:rPr>
+          <w:rFonts w:ascii="Times New Roman" w:hAnsi="Times New Roman" w:cs="Times New Roman"/>
+          <w:color w:val="000000" w:themeColor="text1"/>
+        </w:rPr>
+        <w:t>: Health checks and automatic instance replacement</w:t>
+      </w:r>
+      <w:r>
+        <w:rPr>
+          <w:rFonts w:ascii="Times New Roman" w:hAnsi="Times New Roman" w:cs="Times New Roman"/>
+          <w:color w:val="000000" w:themeColor="text1"/>
+        </w:rPr>
+        <w:t xml:space="preserve"> via ALB</w:t>
+      </w:r>
+      <w:r>
+        <w:rPr>
+          <w:rFonts w:ascii="Times New Roman" w:hAnsi="Times New Roman" w:cs="Times New Roman"/>
+          <w:color w:val="000000" w:themeColor="text1"/>
+        </w:rPr>
+        <w:t>.</w:t>
+      </w:r>
+    </w:p>
+    <w:p>
+      <w:pPr>
+        <w:numPr>
+          <w:ilvl w:val="0"/>
+          <w:numId w:val="19"/>
+        </w:numPr>
+        <w:rPr>
+          <w:rFonts w:ascii="Times New Roman" w:hAnsi="Times New Roman" w:cs="Times New Roman"/>
+          <w:color w:val="000000" w:themeColor="text1"/>
+        </w:rPr>
+      </w:pPr>
+      <w:r>
+        <w:rPr>
+          <w:rFonts w:ascii="Times New Roman" w:hAnsi="Times New Roman" w:cs="Times New Roman"/>
+          <w:b/>
+          <w:bCs/>
+          <w:color w:val="000000" w:themeColor="text1"/>
+        </w:rPr>
+        <w:t>Production-Ready Design</w:t>
+      </w:r>
+      <w:r>
+        <w:rPr>
+          <w:rFonts w:ascii="Times New Roman" w:hAnsi="Times New Roman" w:cs="Times New Roman"/>
+          <w:color w:val="000000" w:themeColor="text1"/>
+        </w:rPr>
+        <w:t>: Aligns with AWS Well-Architected Framework.</w:t>
+      </w:r>
+    </w:p>
+    <w:p>
+      <w:pPr>
+        <w:rPr>
+          <w:rFonts w:ascii="Times New Roman" w:hAnsi="Times New Roman" w:cs="Times New Roman"/>
+          <w:color w:val="000000" w:themeColor="text1"/>
+        </w:rPr>
+      </w:pPr>
+    </w:p>
+    <w:p>
+      <w:pPr>
+        <w:rPr>
+          <w:rFonts w:ascii="Times New Roman" w:hAnsi="Times New Roman" w:cs="Times New Roman"/>
+          <w:color w:val="000000" w:themeColor="text1"/>
+        </w:rPr>
+      </w:pPr>
+    </w:p>
+    <w:p>
+      <w:pPr>
+        <w:rPr>
+          <w:rFonts w:ascii="Times New Roman" w:hAnsi="Times New Roman" w:cs="Times New Roman"/>
+          <w:color w:val="000000" w:themeColor="text1"/>
+        </w:rPr>
+      </w:pPr>
+    </w:p>
+    <w:p>
+      <w:pPr>
+        <w:rPr>
+          <w:rFonts w:ascii="Times New Roman" w:hAnsi="Times New Roman" w:cs="Times New Roman"/>
+          <w:color w:val="000000" w:themeColor="text1"/>
+        </w:rPr>
+      </w:pPr>
+    </w:p>
+    <w:p>
+      <w:pPr>
+        <w:rPr>
+          <w:rFonts w:ascii="Times New Roman" w:hAnsi="Times New Roman" w:cs="Times New Roman"/>
+          <w:color w:val="000000" w:themeColor="text1"/>
+        </w:rPr>
+      </w:pPr>
+    </w:p>
+    <w:p>
+      <w:pPr>
+        <w:rPr>
+          <w:rFonts w:ascii="Times New Roman" w:hAnsi="Times New Roman" w:cs="Times New Roman"/>
+          <w:color w:val="000000" w:themeColor="text1"/>
+        </w:rPr>
+      </w:pPr>
+    </w:p>
+    <w:p>
+      <w:pPr>
+        <w:rPr>
+          <w:rFonts w:ascii="Times New Roman" w:hAnsi="Times New Roman" w:cs="Times New Roman"/>
+          <w:color w:val="000000" w:themeColor="text1"/>
+        </w:rPr>
+      </w:pPr>
+    </w:p>
+    <w:p>
+      <w:pPr>
+        <w:rPr>
+          <w:rFonts w:ascii="Times New Roman" w:hAnsi="Times New Roman" w:cs="Times New Roman"/>
+          <w:color w:val="000000" w:themeColor="text1"/>
+        </w:rPr>
+      </w:pPr>
+    </w:p>
+    <w:p>
+      <w:pPr>
+        <w:rPr>
+          <w:rFonts w:ascii="Times New Roman" w:hAnsi="Times New Roman" w:cs="Times New Roman"/>
+          <w:color w:val="000000" w:themeColor="text1"/>
+        </w:rPr>
+      </w:pPr>
+    </w:p>
+    <w:p>
+      <w:pPr>
+        <w:rPr>
+          <w:rFonts w:ascii="Times New Roman" w:hAnsi="Times New Roman" w:cs="Times New Roman"/>
+          <w:color w:val="000000" w:themeColor="text1"/>
+        </w:rPr>
+      </w:pPr>
+    </w:p>
+    <w:p>
+      <w:pPr>
+        <w:rPr>
+          <w:rFonts w:ascii="Times New Roman" w:hAnsi="Times New Roman" w:cs="Times New Roman"/>
+          <w:color w:val="000000" w:themeColor="text1"/>
+        </w:rPr>
+      </w:pPr>
+    </w:p>
+    <w:p>
+      <w:pPr>
+        <w:rPr>
+          <w:rFonts w:ascii="Times New Roman" w:hAnsi="Times New Roman" w:cs="Times New Roman"/>
+          <w:color w:val="000000" w:themeColor="text1"/>
+        </w:rPr>
+      </w:pPr>
+    </w:p>
+    <w:p>
+      <w:pPr>
+        <w:rPr>
+          <w:rFonts w:ascii="Times New Roman" w:hAnsi="Times New Roman" w:cs="Times New Roman"/>
+          <w:color w:val="000000" w:themeColor="text1"/>
+        </w:rPr>
+      </w:pPr>
+    </w:p>
+    <w:p>
+      <w:pPr>
+        <w:rPr>
+          <w:rFonts w:ascii="Times New Roman" w:hAnsi="Times New Roman" w:cs="Times New Roman"/>
+          <w:color w:val="000000" w:themeColor="text1"/>
+        </w:rPr>
+      </w:pPr>
+    </w:p>
+    <w:p>
+      <w:pPr>
+        <w:rPr>
+          <w:rFonts w:ascii="Times New Roman" w:hAnsi="Times New Roman" w:cs="Times New Roman"/>
+          <w:color w:val="000000" w:themeColor="text1"/>
+        </w:rPr>
+      </w:pPr>
+    </w:p>
+    <w:p>
+      <w:pPr>
+        <w:rPr>
+          <w:rFonts w:ascii="Times New Roman" w:hAnsi="Times New Roman" w:cs="Times New Roman"/>
+          <w:color w:val="000000" w:themeColor="text1"/>
+        </w:rPr>
+      </w:pPr>
+    </w:p>
+    <w:p>
+      <w:pPr>
+        <w:rPr>
+          <w:rFonts w:ascii="Times New Roman" w:hAnsi="Times New Roman" w:cs="Times New Roman"/>
+          <w:color w:val="000000" w:themeColor="text1"/>
+        </w:rPr>
+      </w:pPr>
+    </w:p>
+    <w:p>
+      <w:pPr>
+        <w:rPr>
+          <w:rFonts w:ascii="Times New Roman" w:hAnsi="Times New Roman" w:cs="Times New Roman"/>
+          <w:color w:val="000000" w:themeColor="text1"/>
+        </w:rPr>
+      </w:pPr>
+      <w:r>
+        <w:rPr>
+          <w:rFonts w:ascii="Times New Roman" w:hAnsi="Times New Roman" w:cs="Times New Roman"/>
+          <w:color w:val="000000" w:themeColor="text1"/>
+        </w:rPr>
+        <w:t>Sunny</w:t>
+      </w:r>
     </w:p>
     <w:sectPr>
       <w:pgSz w:w="11906" w:h="16838"/>
@@ -1459,6 +3963,304 @@
 <file path=word/numbering.xml><?xml version="1.0" encoding="utf-8"?>
 <w:numbering xmlns:wpc="http://schemas.microsoft.com/office/word/2010/wordprocessingCanvas" xmlns:cx="http://schemas.microsoft.com/office/drawing/2014/chartex" xmlns:cx1="http://schemas.microsoft.com/office/drawing/2015/9/8/chartex" xmlns:cx2="http://schemas.microsoft.com/office/drawing/2015/10/21/chartex" xmlns:cx3="http://schemas.microsoft.com/office/drawing/2016/5/9/chartex" xmlns:cx4="http://schemas.microsoft.com/office/drawing/2016/5/10/chartex" xmlns:cx5="http://schemas.microsoft.com/office/drawing/2016/5/11/chartex" xmlns:cx6="http://schemas.microsoft.com/office/drawing/2016/5/12/chartex" xmlns:cx7="http://schemas.microsoft.com/office/drawing/2016/5/13/chartex" xmlns:cx8="http://schemas.microsoft.com/office/drawing/2016/5/14/chartex" xmlns:mc="http://schemas.openxmlformats.org/markup-compatibility/2006" xmlns:aink="http://schemas.microsoft.com/office/drawing/2016/ink" xmlns:am3d="http://schemas.microsoft.com/office/drawing/2017/model3d" xmlns:o="urn:schemas-microsoft-com:office:office" xmlns:oel="http://schemas.microsoft.com/office/2019/extlst" xmlns:r="http://schemas.openxmlformats.org/officeDocument/2006/relationships" xmlns:m="http://schemas.openxmlformats.org/officeDocument/2006/math" xmlns:v="urn:schemas-microsoft-com:vml" xmlns:wp14="http://schemas.microsoft.com/office/word/2010/wordprocessingDrawing" xmlns:wp="http://schemas.openxmlformats.org/drawingml/2006/wordprocessingDrawing" xmlns:w10="urn:schemas-microsoft-com:office:word" xmlns:w="http://schemas.openxmlformats.org/wordprocessingml/2006/main" xmlns:w14="http://schemas.microsoft.com/office/word/2010/wordml" xmlns:w15="http://schemas.microsoft.com/office/word/2012/wordml" xmlns:w16cex="http://schemas.microsoft.com/office/word/2018/wordml/cex" xmlns:w16cid="http://schemas.microsoft.com/office/word/2016/wordml/cid" xmlns:w16="http://schemas.microsoft.com/office/word/2018/wordml" xmlns:w16du="http://schemas.microsoft.com/office/word/2023/wordml/word16du" xmlns:w16sdtdh="http://schemas.microsoft.com/office/word/2020/wordml/sdtdatahash" xmlns:w16sdtfl="http://schemas.microsoft.com/office/word/2024/wordml/sdtformatlock" xmlns:w16se="http://schemas.microsoft.com/office/word/2015/wordml/symex" xmlns:wpg="http://schemas.microsoft.com/office/word/2010/wordprocessingGroup" xmlns:wpi="http://schemas.microsoft.com/office/word/2010/wordprocessingInk" xmlns:wne="http://schemas.microsoft.com/office/word/2006/wordml" xmlns:wps="http://schemas.microsoft.com/office/word/2010/wordprocessingShape" mc:Ignorable="w14 w15 w16se w16cid w16 w16cex w16sdtdh w16sdtfl w16du wp14">
   <w:abstractNum w:abstractNumId="0" w15:restartNumberingAfterBreak="0">
+    <w:nsid w:val="00766B0B"/>
+    <w:multiLevelType w:val="multilevel"/>
+    <w:tmpl w:val="B08675BA"/>
+    <w:lvl w:ilvl="0">
+      <w:start w:val="1"/>
+      <w:numFmt w:val="bullet"/>
+      <w:lvlText w:val=""/>
+      <w:lvlJc w:val="left"/>
+      <w:pPr>
+        <w:tabs>
+          <w:tab w:val="num" w:pos="720"/>
+        </w:tabs>
+        <w:ind w:left="720" w:hanging="360"/>
+      </w:pPr>
+      <w:rPr>
+        <w:rFonts w:ascii="Symbol" w:hAnsi="Symbol" w:hint="default"/>
+        <w:sz w:val="20"/>
+      </w:rPr>
+    </w:lvl>
+    <w:lvl w:ilvl="1">
+      <w:start w:val="1"/>
+      <w:numFmt w:val="bullet"/>
+      <w:lvlText w:val="o"/>
+      <w:lvlJc w:val="left"/>
+      <w:pPr>
+        <w:tabs>
+          <w:tab w:val="num" w:pos="1440"/>
+        </w:tabs>
+        <w:ind w:left="1440" w:hanging="360"/>
+      </w:pPr>
+      <w:rPr>
+        <w:rFonts w:ascii="Courier New" w:hAnsi="Courier New" w:hint="default"/>
+        <w:sz w:val="20"/>
+      </w:rPr>
+    </w:lvl>
+    <w:lvl w:ilvl="2" w:tentative="1">
+      <w:start w:val="1"/>
+      <w:numFmt w:val="bullet"/>
+      <w:lvlText w:val=""/>
+      <w:lvlJc w:val="left"/>
+      <w:pPr>
+        <w:tabs>
+          <w:tab w:val="num" w:pos="2160"/>
+        </w:tabs>
+        <w:ind w:left="2160" w:hanging="360"/>
+      </w:pPr>
+      <w:rPr>
+        <w:rFonts w:ascii="Wingdings" w:hAnsi="Wingdings" w:hint="default"/>
+        <w:sz w:val="20"/>
+      </w:rPr>
+    </w:lvl>
+    <w:lvl w:ilvl="3" w:tentative="1">
+      <w:start w:val="1"/>
+      <w:numFmt w:val="bullet"/>
+      <w:lvlText w:val=""/>
+      <w:lvlJc w:val="left"/>
+      <w:pPr>
+        <w:tabs>
+          <w:tab w:val="num" w:pos="2880"/>
+        </w:tabs>
+        <w:ind w:left="2880" w:hanging="360"/>
+      </w:pPr>
+      <w:rPr>
+        <w:rFonts w:ascii="Wingdings" w:hAnsi="Wingdings" w:hint="default"/>
+        <w:sz w:val="20"/>
+      </w:rPr>
+    </w:lvl>
+    <w:lvl w:ilvl="4" w:tentative="1">
+      <w:start w:val="1"/>
+      <w:numFmt w:val="bullet"/>
+      <w:lvlText w:val=""/>
+      <w:lvlJc w:val="left"/>
+      <w:pPr>
+        <w:tabs>
+          <w:tab w:val="num" w:pos="3600"/>
+        </w:tabs>
+        <w:ind w:left="3600" w:hanging="360"/>
+      </w:pPr>
+      <w:rPr>
+        <w:rFonts w:ascii="Wingdings" w:hAnsi="Wingdings" w:hint="default"/>
+        <w:sz w:val="20"/>
+      </w:rPr>
+    </w:lvl>
+    <w:lvl w:ilvl="5" w:tentative="1">
+      <w:start w:val="1"/>
+      <w:numFmt w:val="bullet"/>
+      <w:lvlText w:val=""/>
+      <w:lvlJc w:val="left"/>
+      <w:pPr>
+        <w:tabs>
+          <w:tab w:val="num" w:pos="4320"/>
+        </w:tabs>
+        <w:ind w:left="4320" w:hanging="360"/>
+      </w:pPr>
+      <w:rPr>
+        <w:rFonts w:ascii="Wingdings" w:hAnsi="Wingdings" w:hint="default"/>
+        <w:sz w:val="20"/>
+      </w:rPr>
+    </w:lvl>
+    <w:lvl w:ilvl="6" w:tentative="1">
+      <w:start w:val="1"/>
+      <w:numFmt w:val="bullet"/>
+      <w:lvlText w:val=""/>
+      <w:lvlJc w:val="left"/>
+      <w:pPr>
+        <w:tabs>
+          <w:tab w:val="num" w:pos="5040"/>
+        </w:tabs>
+        <w:ind w:left="5040" w:hanging="360"/>
+      </w:pPr>
+      <w:rPr>
+        <w:rFonts w:ascii="Wingdings" w:hAnsi="Wingdings" w:hint="default"/>
+        <w:sz w:val="20"/>
+      </w:rPr>
+    </w:lvl>
+    <w:lvl w:ilvl="7" w:tentative="1">
+      <w:start w:val="1"/>
+      <w:numFmt w:val="bullet"/>
+      <w:lvlText w:val=""/>
+      <w:lvlJc w:val="left"/>
+      <w:pPr>
+        <w:tabs>
+          <w:tab w:val="num" w:pos="5760"/>
+        </w:tabs>
+        <w:ind w:left="5760" w:hanging="360"/>
+      </w:pPr>
+      <w:rPr>
+        <w:rFonts w:ascii="Wingdings" w:hAnsi="Wingdings" w:hint="default"/>
+        <w:sz w:val="20"/>
+      </w:rPr>
+    </w:lvl>
+    <w:lvl w:ilvl="8" w:tentative="1">
+      <w:start w:val="1"/>
+      <w:numFmt w:val="bullet"/>
+      <w:lvlText w:val=""/>
+      <w:lvlJc w:val="left"/>
+      <w:pPr>
+        <w:tabs>
+          <w:tab w:val="num" w:pos="6480"/>
+        </w:tabs>
+        <w:ind w:left="6480" w:hanging="360"/>
+      </w:pPr>
+      <w:rPr>
+        <w:rFonts w:ascii="Wingdings" w:hAnsi="Wingdings" w:hint="default"/>
+        <w:sz w:val="20"/>
+      </w:rPr>
+    </w:lvl>
+  </w:abstractNum>
+  <w:abstractNum w:abstractNumId="1" w15:restartNumberingAfterBreak="0">
+    <w:nsid w:val="0C6C442B"/>
+    <w:multiLevelType w:val="multilevel"/>
+    <w:tmpl w:val="E3D4E7BA"/>
+    <w:lvl w:ilvl="0">
+      <w:start w:val="1"/>
+      <w:numFmt w:val="bullet"/>
+      <w:lvlText w:val=""/>
+      <w:lvlJc w:val="left"/>
+      <w:pPr>
+        <w:tabs>
+          <w:tab w:val="num" w:pos="720"/>
+        </w:tabs>
+        <w:ind w:left="720" w:hanging="360"/>
+      </w:pPr>
+      <w:rPr>
+        <w:rFonts w:ascii="Symbol" w:hAnsi="Symbol" w:hint="default"/>
+        <w:sz w:val="20"/>
+      </w:rPr>
+    </w:lvl>
+    <w:lvl w:ilvl="1" w:tentative="1">
+      <w:start w:val="1"/>
+      <w:numFmt w:val="bullet"/>
+      <w:lvlText w:val="o"/>
+      <w:lvlJc w:val="left"/>
+      <w:pPr>
+        <w:tabs>
+          <w:tab w:val="num" w:pos="1440"/>
+        </w:tabs>
+        <w:ind w:left="1440" w:hanging="360"/>
+      </w:pPr>
+      <w:rPr>
+        <w:rFonts w:ascii="Courier New" w:hAnsi="Courier New" w:hint="default"/>
+        <w:sz w:val="20"/>
+      </w:rPr>
+    </w:lvl>
+    <w:lvl w:ilvl="2" w:tentative="1">
+      <w:start w:val="1"/>
+      <w:numFmt w:val="bullet"/>
+      <w:lvlText w:val=""/>
+      <w:lvlJc w:val="left"/>
+      <w:pPr>
+        <w:tabs>
+          <w:tab w:val="num" w:pos="2160"/>
+        </w:tabs>
+        <w:ind w:left="2160" w:hanging="360"/>
+      </w:pPr>
+      <w:rPr>
+        <w:rFonts w:ascii="Wingdings" w:hAnsi="Wingdings" w:hint="default"/>
+        <w:sz w:val="20"/>
+      </w:rPr>
+    </w:lvl>
+    <w:lvl w:ilvl="3" w:tentative="1">
+      <w:start w:val="1"/>
+      <w:numFmt w:val="bullet"/>
+      <w:lvlText w:val=""/>
+      <w:lvlJc w:val="left"/>
+      <w:pPr>
+        <w:tabs>
+          <w:tab w:val="num" w:pos="2880"/>
+        </w:tabs>
+        <w:ind w:left="2880" w:hanging="360"/>
+      </w:pPr>
+      <w:rPr>
+        <w:rFonts w:ascii="Wingdings" w:hAnsi="Wingdings" w:hint="default"/>
+        <w:sz w:val="20"/>
+      </w:rPr>
+    </w:lvl>
+    <w:lvl w:ilvl="4" w:tentative="1">
+      <w:start w:val="1"/>
+      <w:numFmt w:val="bullet"/>
+      <w:lvlText w:val=""/>
+      <w:lvlJc w:val="left"/>
+      <w:pPr>
+        <w:tabs>
+          <w:tab w:val="num" w:pos="3600"/>
+        </w:tabs>
+        <w:ind w:left="3600" w:hanging="360"/>
+      </w:pPr>
+      <w:rPr>
+        <w:rFonts w:ascii="Wingdings" w:hAnsi="Wingdings" w:hint="default"/>
+        <w:sz w:val="20"/>
+      </w:rPr>
+    </w:lvl>
+    <w:lvl w:ilvl="5" w:tentative="1">
+      <w:start w:val="1"/>
+      <w:numFmt w:val="bullet"/>
+      <w:lvlText w:val=""/>
+      <w:lvlJc w:val="left"/>
+      <w:pPr>
+        <w:tabs>
+          <w:tab w:val="num" w:pos="4320"/>
+        </w:tabs>
+        <w:ind w:left="4320" w:hanging="360"/>
+      </w:pPr>
+      <w:rPr>
+        <w:rFonts w:ascii="Wingdings" w:hAnsi="Wingdings" w:hint="default"/>
+        <w:sz w:val="20"/>
+      </w:rPr>
+    </w:lvl>
+    <w:lvl w:ilvl="6" w:tentative="1">
+      <w:start w:val="1"/>
+      <w:numFmt w:val="bullet"/>
+      <w:lvlText w:val=""/>
+      <w:lvlJc w:val="left"/>
+      <w:pPr>
+        <w:tabs>
+          <w:tab w:val="num" w:pos="5040"/>
+        </w:tabs>
+        <w:ind w:left="5040" w:hanging="360"/>
+      </w:pPr>
+      <w:rPr>
+        <w:rFonts w:ascii="Wingdings" w:hAnsi="Wingdings" w:hint="default"/>
+        <w:sz w:val="20"/>
+      </w:rPr>
+    </w:lvl>
+    <w:lvl w:ilvl="7" w:tentative="1">
+      <w:start w:val="1"/>
+      <w:numFmt w:val="bullet"/>
+      <w:lvlText w:val=""/>
+      <w:lvlJc w:val="left"/>
+      <w:pPr>
+        <w:tabs>
+          <w:tab w:val="num" w:pos="5760"/>
+        </w:tabs>
+        <w:ind w:left="5760" w:hanging="360"/>
+      </w:pPr>
+      <w:rPr>
+        <w:rFonts w:ascii="Wingdings" w:hAnsi="Wingdings" w:hint="default"/>
+        <w:sz w:val="20"/>
+      </w:rPr>
+    </w:lvl>
+    <w:lvl w:ilvl="8" w:tentative="1">
+      <w:start w:val="1"/>
+      <w:numFmt w:val="bullet"/>
+      <w:lvlText w:val=""/>
+      <w:lvlJc w:val="left"/>
+      <w:pPr>
+        <w:tabs>
+          <w:tab w:val="num" w:pos="6480"/>
+        </w:tabs>
+        <w:ind w:left="6480" w:hanging="360"/>
+      </w:pPr>
+      <w:rPr>
+        <w:rFonts w:ascii="Wingdings" w:hAnsi="Wingdings" w:hint="default"/>
+        <w:sz w:val="20"/>
+      </w:rPr>
+    </w:lvl>
+  </w:abstractNum>
+  <w:abstractNum w:abstractNumId="2" w15:restartNumberingAfterBreak="0">
     <w:nsid w:val="10A42680"/>
     <w:multiLevelType w:val="multilevel"/>
     <w:tmpl w:val="7C0E8CDC"/>
@@ -1607,7 +4409,7 @@
       </w:rPr>
     </w:lvl>
   </w:abstractNum>
-  <w:abstractNum w:abstractNumId="1" w15:restartNumberingAfterBreak="0">
+  <w:abstractNum w:abstractNumId="3" w15:restartNumberingAfterBreak="0">
     <w:nsid w:val="13380190"/>
     <w:multiLevelType w:val="hybridMultilevel"/>
     <w:tmpl w:val="12C2EFD8"/>
@@ -1719,7 +4521,156 @@
       </w:rPr>
     </w:lvl>
   </w:abstractNum>
-  <w:abstractNum w:abstractNumId="2" w15:restartNumberingAfterBreak="0">
+  <w:abstractNum w:abstractNumId="4" w15:restartNumberingAfterBreak="0">
+    <w:nsid w:val="2CBB2C3B"/>
+    <w:multiLevelType w:val="multilevel"/>
+    <w:tmpl w:val="3A3CA256"/>
+    <w:lvl w:ilvl="0">
+      <w:start w:val="1"/>
+      <w:numFmt w:val="bullet"/>
+      <w:lvlText w:val=""/>
+      <w:lvlJc w:val="left"/>
+      <w:pPr>
+        <w:tabs>
+          <w:tab w:val="num" w:pos="720"/>
+        </w:tabs>
+        <w:ind w:left="720" w:hanging="360"/>
+      </w:pPr>
+      <w:rPr>
+        <w:rFonts w:ascii="Symbol" w:hAnsi="Symbol" w:hint="default"/>
+        <w:sz w:val="20"/>
+      </w:rPr>
+    </w:lvl>
+    <w:lvl w:ilvl="1" w:tentative="1">
+      <w:start w:val="1"/>
+      <w:numFmt w:val="bullet"/>
+      <w:lvlText w:val="o"/>
+      <w:lvlJc w:val="left"/>
+      <w:pPr>
+        <w:tabs>
+          <w:tab w:val="num" w:pos="1440"/>
+        </w:tabs>
+        <w:ind w:left="1440" w:hanging="360"/>
+      </w:pPr>
+      <w:rPr>
+        <w:rFonts w:ascii="Courier New" w:hAnsi="Courier New" w:hint="default"/>
+        <w:sz w:val="20"/>
+      </w:rPr>
+    </w:lvl>
+    <w:lvl w:ilvl="2" w:tentative="1">
+      <w:start w:val="1"/>
+      <w:numFmt w:val="bullet"/>
+      <w:lvlText w:val=""/>
+      <w:lvlJc w:val="left"/>
+      <w:pPr>
+        <w:tabs>
+          <w:tab w:val="num" w:pos="2160"/>
+        </w:tabs>
+        <w:ind w:left="2160" w:hanging="360"/>
+      </w:pPr>
+      <w:rPr>
+        <w:rFonts w:ascii="Wingdings" w:hAnsi="Wingdings" w:hint="default"/>
+        <w:sz w:val="20"/>
+      </w:rPr>
+    </w:lvl>
+    <w:lvl w:ilvl="3" w:tentative="1">
+      <w:start w:val="1"/>
+      <w:numFmt w:val="bullet"/>
+      <w:lvlText w:val=""/>
+      <w:lvlJc w:val="left"/>
+      <w:pPr>
+        <w:tabs>
+          <w:tab w:val="num" w:pos="2880"/>
+        </w:tabs>
+        <w:ind w:left="2880" w:hanging="360"/>
+      </w:pPr>
+      <w:rPr>
+        <w:rFonts w:ascii="Wingdings" w:hAnsi="Wingdings" w:hint="default"/>
+        <w:sz w:val="20"/>
+      </w:rPr>
+    </w:lvl>
+    <w:lvl w:ilvl="4" w:tentative="1">
+      <w:start w:val="1"/>
+      <w:numFmt w:val="bullet"/>
+      <w:lvlText w:val=""/>
+      <w:lvlJc w:val="left"/>
+      <w:pPr>
+        <w:tabs>
+          <w:tab w:val="num" w:pos="3600"/>
+        </w:tabs>
+        <w:ind w:left="3600" w:hanging="360"/>
+      </w:pPr>
+      <w:rPr>
+        <w:rFonts w:ascii="Wingdings" w:hAnsi="Wingdings" w:hint="default"/>
+        <w:sz w:val="20"/>
+      </w:rPr>
+    </w:lvl>
+    <w:lvl w:ilvl="5" w:tentative="1">
+      <w:start w:val="1"/>
+      <w:numFmt w:val="bullet"/>
+      <w:lvlText w:val=""/>
+      <w:lvlJc w:val="left"/>
+      <w:pPr>
+        <w:tabs>
+          <w:tab w:val="num" w:pos="4320"/>
+        </w:tabs>
+        <w:ind w:left="4320" w:hanging="360"/>
+      </w:pPr>
+      <w:rPr>
+        <w:rFonts w:ascii="Wingdings" w:hAnsi="Wingdings" w:hint="default"/>
+        <w:sz w:val="20"/>
+      </w:rPr>
+    </w:lvl>
+    <w:lvl w:ilvl="6" w:tentative="1">
+      <w:start w:val="1"/>
+      <w:numFmt w:val="bullet"/>
+      <w:lvlText w:val=""/>
+      <w:lvlJc w:val="left"/>
+      <w:pPr>
+        <w:tabs>
+          <w:tab w:val="num" w:pos="5040"/>
+        </w:tabs>
+        <w:ind w:left="5040" w:hanging="360"/>
+      </w:pPr>
+      <w:rPr>
+        <w:rFonts w:ascii="Wingdings" w:hAnsi="Wingdings" w:hint="default"/>
+        <w:sz w:val="20"/>
+      </w:rPr>
+    </w:lvl>
+    <w:lvl w:ilvl="7" w:tentative="1">
+      <w:start w:val="1"/>
+      <w:numFmt w:val="bullet"/>
+      <w:lvlText w:val=""/>
+      <w:lvlJc w:val="left"/>
+      <w:pPr>
+        <w:tabs>
+          <w:tab w:val="num" w:pos="5760"/>
+        </w:tabs>
+        <w:ind w:left="5760" w:hanging="360"/>
+      </w:pPr>
+      <w:rPr>
+        <w:rFonts w:ascii="Wingdings" w:hAnsi="Wingdings" w:hint="default"/>
+        <w:sz w:val="20"/>
+      </w:rPr>
+    </w:lvl>
+    <w:lvl w:ilvl="8" w:tentative="1">
+      <w:start w:val="1"/>
+      <w:numFmt w:val="bullet"/>
+      <w:lvlText w:val=""/>
+      <w:lvlJc w:val="left"/>
+      <w:pPr>
+        <w:tabs>
+          <w:tab w:val="num" w:pos="6480"/>
+        </w:tabs>
+        <w:ind w:left="6480" w:hanging="360"/>
+      </w:pPr>
+      <w:rPr>
+        <w:rFonts w:ascii="Wingdings" w:hAnsi="Wingdings" w:hint="default"/>
+        <w:sz w:val="20"/>
+      </w:rPr>
+    </w:lvl>
+  </w:abstractNum>
+  <w:abstractNum w:abstractNumId="5" w15:restartNumberingAfterBreak="0">
     <w:nsid w:val="309A45A6"/>
     <w:multiLevelType w:val="hybridMultilevel"/>
     <w:tmpl w:val="89E0D3EA"/>
@@ -1831,7 +4782,156 @@
       </w:rPr>
     </w:lvl>
   </w:abstractNum>
-  <w:abstractNum w:abstractNumId="3" w15:restartNumberingAfterBreak="0">
+  <w:abstractNum w:abstractNumId="6" w15:restartNumberingAfterBreak="0">
+    <w:nsid w:val="31E60A93"/>
+    <w:multiLevelType w:val="multilevel"/>
+    <w:tmpl w:val="D196FFBC"/>
+    <w:lvl w:ilvl="0">
+      <w:start w:val="1"/>
+      <w:numFmt w:val="bullet"/>
+      <w:lvlText w:val=""/>
+      <w:lvlJc w:val="left"/>
+      <w:pPr>
+        <w:tabs>
+          <w:tab w:val="num" w:pos="720"/>
+        </w:tabs>
+        <w:ind w:left="720" w:hanging="360"/>
+      </w:pPr>
+      <w:rPr>
+        <w:rFonts w:ascii="Symbol" w:hAnsi="Symbol" w:hint="default"/>
+        <w:sz w:val="20"/>
+      </w:rPr>
+    </w:lvl>
+    <w:lvl w:ilvl="1" w:tentative="1">
+      <w:start w:val="1"/>
+      <w:numFmt w:val="bullet"/>
+      <w:lvlText w:val="o"/>
+      <w:lvlJc w:val="left"/>
+      <w:pPr>
+        <w:tabs>
+          <w:tab w:val="num" w:pos="1440"/>
+        </w:tabs>
+        <w:ind w:left="1440" w:hanging="360"/>
+      </w:pPr>
+      <w:rPr>
+        <w:rFonts w:ascii="Courier New" w:hAnsi="Courier New" w:hint="default"/>
+        <w:sz w:val="20"/>
+      </w:rPr>
+    </w:lvl>
+    <w:lvl w:ilvl="2" w:tentative="1">
+      <w:start w:val="1"/>
+      <w:numFmt w:val="bullet"/>
+      <w:lvlText w:val=""/>
+      <w:lvlJc w:val="left"/>
+      <w:pPr>
+        <w:tabs>
+          <w:tab w:val="num" w:pos="2160"/>
+        </w:tabs>
+        <w:ind w:left="2160" w:hanging="360"/>
+      </w:pPr>
+      <w:rPr>
+        <w:rFonts w:ascii="Wingdings" w:hAnsi="Wingdings" w:hint="default"/>
+        <w:sz w:val="20"/>
+      </w:rPr>
+    </w:lvl>
+    <w:lvl w:ilvl="3" w:tentative="1">
+      <w:start w:val="1"/>
+      <w:numFmt w:val="bullet"/>
+      <w:lvlText w:val=""/>
+      <w:lvlJc w:val="left"/>
+      <w:pPr>
+        <w:tabs>
+          <w:tab w:val="num" w:pos="2880"/>
+        </w:tabs>
+        <w:ind w:left="2880" w:hanging="360"/>
+      </w:pPr>
+      <w:rPr>
+        <w:rFonts w:ascii="Wingdings" w:hAnsi="Wingdings" w:hint="default"/>
+        <w:sz w:val="20"/>
+      </w:rPr>
+    </w:lvl>
+    <w:lvl w:ilvl="4" w:tentative="1">
+      <w:start w:val="1"/>
+      <w:numFmt w:val="bullet"/>
+      <w:lvlText w:val=""/>
+      <w:lvlJc w:val="left"/>
+      <w:pPr>
+        <w:tabs>
+          <w:tab w:val="num" w:pos="3600"/>
+        </w:tabs>
+        <w:ind w:left="3600" w:hanging="360"/>
+      </w:pPr>
+      <w:rPr>
+        <w:rFonts w:ascii="Wingdings" w:hAnsi="Wingdings" w:hint="default"/>
+        <w:sz w:val="20"/>
+      </w:rPr>
+    </w:lvl>
+    <w:lvl w:ilvl="5" w:tentative="1">
+      <w:start w:val="1"/>
+      <w:numFmt w:val="bullet"/>
+      <w:lvlText w:val=""/>
+      <w:lvlJc w:val="left"/>
+      <w:pPr>
+        <w:tabs>
+          <w:tab w:val="num" w:pos="4320"/>
+        </w:tabs>
+        <w:ind w:left="4320" w:hanging="360"/>
+      </w:pPr>
+      <w:rPr>
+        <w:rFonts w:ascii="Wingdings" w:hAnsi="Wingdings" w:hint="default"/>
+        <w:sz w:val="20"/>
+      </w:rPr>
+    </w:lvl>
+    <w:lvl w:ilvl="6" w:tentative="1">
+      <w:start w:val="1"/>
+      <w:numFmt w:val="bullet"/>
+      <w:lvlText w:val=""/>
+      <w:lvlJc w:val="left"/>
+      <w:pPr>
+        <w:tabs>
+          <w:tab w:val="num" w:pos="5040"/>
+        </w:tabs>
+        <w:ind w:left="5040" w:hanging="360"/>
+      </w:pPr>
+      <w:rPr>
+        <w:rFonts w:ascii="Wingdings" w:hAnsi="Wingdings" w:hint="default"/>
+        <w:sz w:val="20"/>
+      </w:rPr>
+    </w:lvl>
+    <w:lvl w:ilvl="7" w:tentative="1">
+      <w:start w:val="1"/>
+      <w:numFmt w:val="bullet"/>
+      <w:lvlText w:val=""/>
+      <w:lvlJc w:val="left"/>
+      <w:pPr>
+        <w:tabs>
+          <w:tab w:val="num" w:pos="5760"/>
+        </w:tabs>
+        <w:ind w:left="5760" w:hanging="360"/>
+      </w:pPr>
+      <w:rPr>
+        <w:rFonts w:ascii="Wingdings" w:hAnsi="Wingdings" w:hint="default"/>
+        <w:sz w:val="20"/>
+      </w:rPr>
+    </w:lvl>
+    <w:lvl w:ilvl="8" w:tentative="1">
+      <w:start w:val="1"/>
+      <w:numFmt w:val="bullet"/>
+      <w:lvlText w:val=""/>
+      <w:lvlJc w:val="left"/>
+      <w:pPr>
+        <w:tabs>
+          <w:tab w:val="num" w:pos="6480"/>
+        </w:tabs>
+        <w:ind w:left="6480" w:hanging="360"/>
+      </w:pPr>
+      <w:rPr>
+        <w:rFonts w:ascii="Wingdings" w:hAnsi="Wingdings" w:hint="default"/>
+        <w:sz w:val="20"/>
+      </w:rPr>
+    </w:lvl>
+  </w:abstractNum>
+  <w:abstractNum w:abstractNumId="7" w15:restartNumberingAfterBreak="0">
     <w:nsid w:val="35F82237"/>
     <w:multiLevelType w:val="hybridMultilevel"/>
     <w:tmpl w:val="2598AC16"/>
@@ -1943,7 +5043,269 @@
       </w:rPr>
     </w:lvl>
   </w:abstractNum>
-  <w:abstractNum w:abstractNumId="4" w15:restartNumberingAfterBreak="0">
+  <w:abstractNum w:abstractNumId="8" w15:restartNumberingAfterBreak="0">
+    <w:nsid w:val="3D9F3D77"/>
+    <w:multiLevelType w:val="multilevel"/>
+    <w:tmpl w:val="578ACECC"/>
+    <w:lvl w:ilvl="0">
+      <w:start w:val="1"/>
+      <w:numFmt w:val="bullet"/>
+      <w:lvlText w:val=""/>
+      <w:lvlJc w:val="left"/>
+      <w:pPr>
+        <w:tabs>
+          <w:tab w:val="num" w:pos="720"/>
+        </w:tabs>
+        <w:ind w:left="720" w:hanging="360"/>
+      </w:pPr>
+      <w:rPr>
+        <w:rFonts w:ascii="Symbol" w:hAnsi="Symbol" w:hint="default"/>
+        <w:sz w:val="20"/>
+      </w:rPr>
+    </w:lvl>
+    <w:lvl w:ilvl="1" w:tentative="1">
+      <w:start w:val="1"/>
+      <w:numFmt w:val="bullet"/>
+      <w:lvlText w:val="o"/>
+      <w:lvlJc w:val="left"/>
+      <w:pPr>
+        <w:tabs>
+          <w:tab w:val="num" w:pos="1440"/>
+        </w:tabs>
+        <w:ind w:left="1440" w:hanging="360"/>
+      </w:pPr>
+      <w:rPr>
+        <w:rFonts w:ascii="Courier New" w:hAnsi="Courier New" w:hint="default"/>
+        <w:sz w:val="20"/>
+      </w:rPr>
+    </w:lvl>
+    <w:lvl w:ilvl="2" w:tentative="1">
+      <w:start w:val="1"/>
+      <w:numFmt w:val="bullet"/>
+      <w:lvlText w:val=""/>
+      <w:lvlJc w:val="left"/>
+      <w:pPr>
+        <w:tabs>
+          <w:tab w:val="num" w:pos="2160"/>
+        </w:tabs>
+        <w:ind w:left="2160" w:hanging="360"/>
+      </w:pPr>
+      <w:rPr>
+        <w:rFonts w:ascii="Wingdings" w:hAnsi="Wingdings" w:hint="default"/>
+        <w:sz w:val="20"/>
+      </w:rPr>
+    </w:lvl>
+    <w:lvl w:ilvl="3" w:tentative="1">
+      <w:start w:val="1"/>
+      <w:numFmt w:val="bullet"/>
+      <w:lvlText w:val=""/>
+      <w:lvlJc w:val="left"/>
+      <w:pPr>
+        <w:tabs>
+          <w:tab w:val="num" w:pos="2880"/>
+        </w:tabs>
+        <w:ind w:left="2880" w:hanging="360"/>
+      </w:pPr>
+      <w:rPr>
+        <w:rFonts w:ascii="Wingdings" w:hAnsi="Wingdings" w:hint="default"/>
+        <w:sz w:val="20"/>
+      </w:rPr>
+    </w:lvl>
+    <w:lvl w:ilvl="4" w:tentative="1">
+      <w:start w:val="1"/>
+      <w:numFmt w:val="bullet"/>
+      <w:lvlText w:val=""/>
+      <w:lvlJc w:val="left"/>
+      <w:pPr>
+        <w:tabs>
+          <w:tab w:val="num" w:pos="3600"/>
+        </w:tabs>
+        <w:ind w:left="3600" w:hanging="360"/>
+      </w:pPr>
+      <w:rPr>
+        <w:rFonts w:ascii="Wingdings" w:hAnsi="Wingdings" w:hint="default"/>
+        <w:sz w:val="20"/>
+      </w:rPr>
+    </w:lvl>
+    <w:lvl w:ilvl="5" w:tentative="1">
+      <w:start w:val="1"/>
+      <w:numFmt w:val="bullet"/>
+      <w:lvlText w:val=""/>
+      <w:lvlJc w:val="left"/>
+      <w:pPr>
+        <w:tabs>
+          <w:tab w:val="num" w:pos="4320"/>
+        </w:tabs>
+        <w:ind w:left="4320" w:hanging="360"/>
+      </w:pPr>
+      <w:rPr>
+        <w:rFonts w:ascii="Wingdings" w:hAnsi="Wingdings" w:hint="default"/>
+        <w:sz w:val="20"/>
+      </w:rPr>
+    </w:lvl>
+    <w:lvl w:ilvl="6" w:tentative="1">
+      <w:start w:val="1"/>
+      <w:numFmt w:val="bullet"/>
+      <w:lvlText w:val=""/>
+      <w:lvlJc w:val="left"/>
+      <w:pPr>
+        <w:tabs>
+          <w:tab w:val="num" w:pos="5040"/>
+        </w:tabs>
+        <w:ind w:left="5040" w:hanging="360"/>
+      </w:pPr>
+      <w:rPr>
+        <w:rFonts w:ascii="Wingdings" w:hAnsi="Wingdings" w:hint="default"/>
+        <w:sz w:val="20"/>
+      </w:rPr>
+    </w:lvl>
+    <w:lvl w:ilvl="7" w:tentative="1">
+      <w:start w:val="1"/>
+      <w:numFmt w:val="bullet"/>
+      <w:lvlText w:val=""/>
+      <w:lvlJc w:val="left"/>
+      <w:pPr>
+        <w:tabs>
+          <w:tab w:val="num" w:pos="5760"/>
+        </w:tabs>
+        <w:ind w:left="5760" w:hanging="360"/>
+      </w:pPr>
+      <w:rPr>
+        <w:rFonts w:ascii="Wingdings" w:hAnsi="Wingdings" w:hint="default"/>
+        <w:sz w:val="20"/>
+      </w:rPr>
+    </w:lvl>
+    <w:lvl w:ilvl="8" w:tentative="1">
+      <w:start w:val="1"/>
+      <w:numFmt w:val="bullet"/>
+      <w:lvlText w:val=""/>
+      <w:lvlJc w:val="left"/>
+      <w:pPr>
+        <w:tabs>
+          <w:tab w:val="num" w:pos="6480"/>
+        </w:tabs>
+        <w:ind w:left="6480" w:hanging="360"/>
+      </w:pPr>
+      <w:rPr>
+        <w:rFonts w:ascii="Wingdings" w:hAnsi="Wingdings" w:hint="default"/>
+        <w:sz w:val="20"/>
+      </w:rPr>
+    </w:lvl>
+  </w:abstractNum>
+  <w:abstractNum w:abstractNumId="9" w15:restartNumberingAfterBreak="0">
+    <w:nsid w:val="493E1461"/>
+    <w:multiLevelType w:val="multilevel"/>
+    <w:tmpl w:val="ED70A69C"/>
+    <w:lvl w:ilvl="0">
+      <w:start w:val="1"/>
+      <w:numFmt w:val="decimal"/>
+      <w:lvlText w:val="%1."/>
+      <w:lvlJc w:val="left"/>
+      <w:pPr>
+        <w:tabs>
+          <w:tab w:val="num" w:pos="720"/>
+        </w:tabs>
+        <w:ind w:left="720" w:hanging="360"/>
+      </w:pPr>
+    </w:lvl>
+    <w:lvl w:ilvl="1" w:tentative="1">
+      <w:start w:val="1"/>
+      <w:numFmt w:val="decimal"/>
+      <w:lvlText w:val="%2."/>
+      <w:lvlJc w:val="left"/>
+      <w:pPr>
+        <w:tabs>
+          <w:tab w:val="num" w:pos="1440"/>
+        </w:tabs>
+        <w:ind w:left="1440" w:hanging="360"/>
+      </w:pPr>
+    </w:lvl>
+    <w:lvl w:ilvl="2" w:tentative="1">
+      <w:start w:val="1"/>
+      <w:numFmt w:val="decimal"/>
+      <w:lvlText w:val="%3."/>
+      <w:lvlJc w:val="left"/>
+      <w:pPr>
+        <w:tabs>
+          <w:tab w:val="num" w:pos="2160"/>
+        </w:tabs>
+        <w:ind w:left="2160" w:hanging="360"/>
+      </w:pPr>
+    </w:lvl>
+    <w:lvl w:ilvl="3" w:tentative="1">
+      <w:start w:val="1"/>
+      <w:numFmt w:val="decimal"/>
+      <w:lvlText w:val="%4."/>
+      <w:lvlJc w:val="left"/>
+      <w:pPr>
+        <w:tabs>
+          <w:tab w:val="num" w:pos="2880"/>
+        </w:tabs>
+        <w:ind w:left="2880" w:hanging="360"/>
+      </w:pPr>
+    </w:lvl>
+    <w:lvl w:ilvl="4" w:tentative="1">
+      <w:start w:val="1"/>
+      <w:numFmt w:val="decimal"/>
+      <w:lvlText w:val="%5."/>
+      <w:lvlJc w:val="left"/>
+      <w:pPr>
+        <w:tabs>
+          <w:tab w:val="num" w:pos="3600"/>
+        </w:tabs>
+        <w:ind w:left="3600" w:hanging="360"/>
+      </w:pPr>
+    </w:lvl>
+    <w:lvl w:ilvl="5" w:tentative="1">
+      <w:start w:val="1"/>
+      <w:numFmt w:val="decimal"/>
+      <w:lvlText w:val="%6."/>
+      <w:lvlJc w:val="left"/>
+      <w:pPr>
+        <w:tabs>
+          <w:tab w:val="num" w:pos="4320"/>
+        </w:tabs>
+        <w:ind w:left="4320" w:hanging="360"/>
+      </w:pPr>
+    </w:lvl>
+    <w:lvl w:ilvl="6" w:tentative="1">
+      <w:start w:val="1"/>
+      <w:numFmt w:val="decimal"/>
+      <w:lvlText w:val="%7."/>
+      <w:lvlJc w:val="left"/>
+      <w:pPr>
+        <w:tabs>
+          <w:tab w:val="num" w:pos="5040"/>
+        </w:tabs>
+        <w:ind w:left="5040" w:hanging="360"/>
+      </w:pPr>
+    </w:lvl>
+    <w:lvl w:ilvl="7" w:tentative="1">
+      <w:start w:val="1"/>
+      <w:numFmt w:val="decimal"/>
+      <w:lvlText w:val="%8."/>
+      <w:lvlJc w:val="left"/>
+      <w:pPr>
+        <w:tabs>
+          <w:tab w:val="num" w:pos="5760"/>
+        </w:tabs>
+        <w:ind w:left="5760" w:hanging="360"/>
+      </w:pPr>
+    </w:lvl>
+    <w:lvl w:ilvl="8" w:tentative="1">
+      <w:start w:val="1"/>
+      <w:numFmt w:val="decimal"/>
+      <w:lvlText w:val="%9."/>
+      <w:lvlJc w:val="left"/>
+      <w:pPr>
+        <w:tabs>
+          <w:tab w:val="num" w:pos="6480"/>
+        </w:tabs>
+        <w:ind w:left="6480" w:hanging="360"/>
+      </w:pPr>
+    </w:lvl>
+  </w:abstractNum>
+  <w:abstractNum w:abstractNumId="10" w15:restartNumberingAfterBreak="0">
     <w:nsid w:val="54767A38"/>
     <w:multiLevelType w:val="hybridMultilevel"/>
     <w:tmpl w:val="28DABC76"/>
@@ -2056,7 +5418,752 @@
       </w:rPr>
     </w:lvl>
   </w:abstractNum>
-  <w:abstractNum w:abstractNumId="5" w15:restartNumberingAfterBreak="0">
+  <w:abstractNum w:abstractNumId="11" w15:restartNumberingAfterBreak="0">
+    <w:nsid w:val="568038A0"/>
+    <w:multiLevelType w:val="multilevel"/>
+    <w:tmpl w:val="24C869D4"/>
+    <w:lvl w:ilvl="0">
+      <w:start w:val="1"/>
+      <w:numFmt w:val="bullet"/>
+      <w:lvlText w:val=""/>
+      <w:lvlJc w:val="left"/>
+      <w:pPr>
+        <w:tabs>
+          <w:tab w:val="num" w:pos="720"/>
+        </w:tabs>
+        <w:ind w:left="720" w:hanging="360"/>
+      </w:pPr>
+      <w:rPr>
+        <w:rFonts w:ascii="Symbol" w:hAnsi="Symbol" w:hint="default"/>
+        <w:sz w:val="20"/>
+      </w:rPr>
+    </w:lvl>
+    <w:lvl w:ilvl="1" w:tentative="1">
+      <w:start w:val="1"/>
+      <w:numFmt w:val="bullet"/>
+      <w:lvlText w:val="o"/>
+      <w:lvlJc w:val="left"/>
+      <w:pPr>
+        <w:tabs>
+          <w:tab w:val="num" w:pos="1440"/>
+        </w:tabs>
+        <w:ind w:left="1440" w:hanging="360"/>
+      </w:pPr>
+      <w:rPr>
+        <w:rFonts w:ascii="Courier New" w:hAnsi="Courier New" w:hint="default"/>
+        <w:sz w:val="20"/>
+      </w:rPr>
+    </w:lvl>
+    <w:lvl w:ilvl="2" w:tentative="1">
+      <w:start w:val="1"/>
+      <w:numFmt w:val="bullet"/>
+      <w:lvlText w:val=""/>
+      <w:lvlJc w:val="left"/>
+      <w:pPr>
+        <w:tabs>
+          <w:tab w:val="num" w:pos="2160"/>
+        </w:tabs>
+        <w:ind w:left="2160" w:hanging="360"/>
+      </w:pPr>
+      <w:rPr>
+        <w:rFonts w:ascii="Wingdings" w:hAnsi="Wingdings" w:hint="default"/>
+        <w:sz w:val="20"/>
+      </w:rPr>
+    </w:lvl>
+    <w:lvl w:ilvl="3" w:tentative="1">
+      <w:start w:val="1"/>
+      <w:numFmt w:val="bullet"/>
+      <w:lvlText w:val=""/>
+      <w:lvlJc w:val="left"/>
+      <w:pPr>
+        <w:tabs>
+          <w:tab w:val="num" w:pos="2880"/>
+        </w:tabs>
+        <w:ind w:left="2880" w:hanging="360"/>
+      </w:pPr>
+      <w:rPr>
+        <w:rFonts w:ascii="Wingdings" w:hAnsi="Wingdings" w:hint="default"/>
+        <w:sz w:val="20"/>
+      </w:rPr>
+    </w:lvl>
+    <w:lvl w:ilvl="4" w:tentative="1">
+      <w:start w:val="1"/>
+      <w:numFmt w:val="bullet"/>
+      <w:lvlText w:val=""/>
+      <w:lvlJc w:val="left"/>
+      <w:pPr>
+        <w:tabs>
+          <w:tab w:val="num" w:pos="3600"/>
+        </w:tabs>
+        <w:ind w:left="3600" w:hanging="360"/>
+      </w:pPr>
+      <w:rPr>
+        <w:rFonts w:ascii="Wingdings" w:hAnsi="Wingdings" w:hint="default"/>
+        <w:sz w:val="20"/>
+      </w:rPr>
+    </w:lvl>
+    <w:lvl w:ilvl="5" w:tentative="1">
+      <w:start w:val="1"/>
+      <w:numFmt w:val="bullet"/>
+      <w:lvlText w:val=""/>
+      <w:lvlJc w:val="left"/>
+      <w:pPr>
+        <w:tabs>
+          <w:tab w:val="num" w:pos="4320"/>
+        </w:tabs>
+        <w:ind w:left="4320" w:hanging="360"/>
+      </w:pPr>
+      <w:rPr>
+        <w:rFonts w:ascii="Wingdings" w:hAnsi="Wingdings" w:hint="default"/>
+        <w:sz w:val="20"/>
+      </w:rPr>
+    </w:lvl>
+    <w:lvl w:ilvl="6" w:tentative="1">
+      <w:start w:val="1"/>
+      <w:numFmt w:val="bullet"/>
+      <w:lvlText w:val=""/>
+      <w:lvlJc w:val="left"/>
+      <w:pPr>
+        <w:tabs>
+          <w:tab w:val="num" w:pos="5040"/>
+        </w:tabs>
+        <w:ind w:left="5040" w:hanging="360"/>
+      </w:pPr>
+      <w:rPr>
+        <w:rFonts w:ascii="Wingdings" w:hAnsi="Wingdings" w:hint="default"/>
+        <w:sz w:val="20"/>
+      </w:rPr>
+    </w:lvl>
+    <w:lvl w:ilvl="7" w:tentative="1">
+      <w:start w:val="1"/>
+      <w:numFmt w:val="bullet"/>
+      <w:lvlText w:val=""/>
+      <w:lvlJc w:val="left"/>
+      <w:pPr>
+        <w:tabs>
+          <w:tab w:val="num" w:pos="5760"/>
+        </w:tabs>
+        <w:ind w:left="5760" w:hanging="360"/>
+      </w:pPr>
+      <w:rPr>
+        <w:rFonts w:ascii="Wingdings" w:hAnsi="Wingdings" w:hint="default"/>
+        <w:sz w:val="20"/>
+      </w:rPr>
+    </w:lvl>
+    <w:lvl w:ilvl="8" w:tentative="1">
+      <w:start w:val="1"/>
+      <w:numFmt w:val="bullet"/>
+      <w:lvlText w:val=""/>
+      <w:lvlJc w:val="left"/>
+      <w:pPr>
+        <w:tabs>
+          <w:tab w:val="num" w:pos="6480"/>
+        </w:tabs>
+        <w:ind w:left="6480" w:hanging="360"/>
+      </w:pPr>
+      <w:rPr>
+        <w:rFonts w:ascii="Wingdings" w:hAnsi="Wingdings" w:hint="default"/>
+        <w:sz w:val="20"/>
+      </w:rPr>
+    </w:lvl>
+  </w:abstractNum>
+  <w:abstractNum w:abstractNumId="12" w15:restartNumberingAfterBreak="0">
+    <w:nsid w:val="56E9017C"/>
+    <w:multiLevelType w:val="multilevel"/>
+    <w:tmpl w:val="26308606"/>
+    <w:lvl w:ilvl="0">
+      <w:start w:val="1"/>
+      <w:numFmt w:val="bullet"/>
+      <w:lvlText w:val=""/>
+      <w:lvlJc w:val="left"/>
+      <w:pPr>
+        <w:tabs>
+          <w:tab w:val="num" w:pos="720"/>
+        </w:tabs>
+        <w:ind w:left="720" w:hanging="360"/>
+      </w:pPr>
+      <w:rPr>
+        <w:rFonts w:ascii="Symbol" w:hAnsi="Symbol" w:hint="default"/>
+        <w:sz w:val="20"/>
+      </w:rPr>
+    </w:lvl>
+    <w:lvl w:ilvl="1" w:tentative="1">
+      <w:start w:val="1"/>
+      <w:numFmt w:val="bullet"/>
+      <w:lvlText w:val="o"/>
+      <w:lvlJc w:val="left"/>
+      <w:pPr>
+        <w:tabs>
+          <w:tab w:val="num" w:pos="1440"/>
+        </w:tabs>
+        <w:ind w:left="1440" w:hanging="360"/>
+      </w:pPr>
+      <w:rPr>
+        <w:rFonts w:ascii="Courier New" w:hAnsi="Courier New" w:hint="default"/>
+        <w:sz w:val="20"/>
+      </w:rPr>
+    </w:lvl>
+    <w:lvl w:ilvl="2" w:tentative="1">
+      <w:start w:val="1"/>
+      <w:numFmt w:val="bullet"/>
+      <w:lvlText w:val=""/>
+      <w:lvlJc w:val="left"/>
+      <w:pPr>
+        <w:tabs>
+          <w:tab w:val="num" w:pos="2160"/>
+        </w:tabs>
+        <w:ind w:left="2160" w:hanging="360"/>
+      </w:pPr>
+      <w:rPr>
+        <w:rFonts w:ascii="Wingdings" w:hAnsi="Wingdings" w:hint="default"/>
+        <w:sz w:val="20"/>
+      </w:rPr>
+    </w:lvl>
+    <w:lvl w:ilvl="3" w:tentative="1">
+      <w:start w:val="1"/>
+      <w:numFmt w:val="bullet"/>
+      <w:lvlText w:val=""/>
+      <w:lvlJc w:val="left"/>
+      <w:pPr>
+        <w:tabs>
+          <w:tab w:val="num" w:pos="2880"/>
+        </w:tabs>
+        <w:ind w:left="2880" w:hanging="360"/>
+      </w:pPr>
+      <w:rPr>
+        <w:rFonts w:ascii="Wingdings" w:hAnsi="Wingdings" w:hint="default"/>
+        <w:sz w:val="20"/>
+      </w:rPr>
+    </w:lvl>
+    <w:lvl w:ilvl="4" w:tentative="1">
+      <w:start w:val="1"/>
+      <w:numFmt w:val="bullet"/>
+      <w:lvlText w:val=""/>
+      <w:lvlJc w:val="left"/>
+      <w:pPr>
+        <w:tabs>
+          <w:tab w:val="num" w:pos="3600"/>
+        </w:tabs>
+        <w:ind w:left="3600" w:hanging="360"/>
+      </w:pPr>
+      <w:rPr>
+        <w:rFonts w:ascii="Wingdings" w:hAnsi="Wingdings" w:hint="default"/>
+        <w:sz w:val="20"/>
+      </w:rPr>
+    </w:lvl>
+    <w:lvl w:ilvl="5" w:tentative="1">
+      <w:start w:val="1"/>
+      <w:numFmt w:val="bullet"/>
+      <w:lvlText w:val=""/>
+      <w:lvlJc w:val="left"/>
+      <w:pPr>
+        <w:tabs>
+          <w:tab w:val="num" w:pos="4320"/>
+        </w:tabs>
+        <w:ind w:left="4320" w:hanging="360"/>
+      </w:pPr>
+      <w:rPr>
+        <w:rFonts w:ascii="Wingdings" w:hAnsi="Wingdings" w:hint="default"/>
+        <w:sz w:val="20"/>
+      </w:rPr>
+    </w:lvl>
+    <w:lvl w:ilvl="6" w:tentative="1">
+      <w:start w:val="1"/>
+      <w:numFmt w:val="bullet"/>
+      <w:lvlText w:val=""/>
+      <w:lvlJc w:val="left"/>
+      <w:pPr>
+        <w:tabs>
+          <w:tab w:val="num" w:pos="5040"/>
+        </w:tabs>
+        <w:ind w:left="5040" w:hanging="360"/>
+      </w:pPr>
+      <w:rPr>
+        <w:rFonts w:ascii="Wingdings" w:hAnsi="Wingdings" w:hint="default"/>
+        <w:sz w:val="20"/>
+      </w:rPr>
+    </w:lvl>
+    <w:lvl w:ilvl="7" w:tentative="1">
+      <w:start w:val="1"/>
+      <w:numFmt w:val="bullet"/>
+      <w:lvlText w:val=""/>
+      <w:lvlJc w:val="left"/>
+      <w:pPr>
+        <w:tabs>
+          <w:tab w:val="num" w:pos="5760"/>
+        </w:tabs>
+        <w:ind w:left="5760" w:hanging="360"/>
+      </w:pPr>
+      <w:rPr>
+        <w:rFonts w:ascii="Wingdings" w:hAnsi="Wingdings" w:hint="default"/>
+        <w:sz w:val="20"/>
+      </w:rPr>
+    </w:lvl>
+    <w:lvl w:ilvl="8" w:tentative="1">
+      <w:start w:val="1"/>
+      <w:numFmt w:val="bullet"/>
+      <w:lvlText w:val=""/>
+      <w:lvlJc w:val="left"/>
+      <w:pPr>
+        <w:tabs>
+          <w:tab w:val="num" w:pos="6480"/>
+        </w:tabs>
+        <w:ind w:left="6480" w:hanging="360"/>
+      </w:pPr>
+      <w:rPr>
+        <w:rFonts w:ascii="Wingdings" w:hAnsi="Wingdings" w:hint="default"/>
+        <w:sz w:val="20"/>
+      </w:rPr>
+    </w:lvl>
+  </w:abstractNum>
+  <w:abstractNum w:abstractNumId="13" w15:restartNumberingAfterBreak="0">
+    <w:nsid w:val="5F9E7D36"/>
+    <w:multiLevelType w:val="multilevel"/>
+    <w:tmpl w:val="8EE2056C"/>
+    <w:lvl w:ilvl="0">
+      <w:start w:val="1"/>
+      <w:numFmt w:val="bullet"/>
+      <w:lvlText w:val=""/>
+      <w:lvlJc w:val="left"/>
+      <w:pPr>
+        <w:tabs>
+          <w:tab w:val="num" w:pos="720"/>
+        </w:tabs>
+        <w:ind w:left="720" w:hanging="360"/>
+      </w:pPr>
+      <w:rPr>
+        <w:rFonts w:ascii="Symbol" w:hAnsi="Symbol" w:hint="default"/>
+        <w:sz w:val="20"/>
+      </w:rPr>
+    </w:lvl>
+    <w:lvl w:ilvl="1">
+      <w:start w:val="1"/>
+      <w:numFmt w:val="bullet"/>
+      <w:lvlText w:val="o"/>
+      <w:lvlJc w:val="left"/>
+      <w:pPr>
+        <w:tabs>
+          <w:tab w:val="num" w:pos="1440"/>
+        </w:tabs>
+        <w:ind w:left="1440" w:hanging="360"/>
+      </w:pPr>
+      <w:rPr>
+        <w:rFonts w:ascii="Courier New" w:hAnsi="Courier New" w:hint="default"/>
+        <w:sz w:val="20"/>
+      </w:rPr>
+    </w:lvl>
+    <w:lvl w:ilvl="2" w:tentative="1">
+      <w:start w:val="1"/>
+      <w:numFmt w:val="bullet"/>
+      <w:lvlText w:val=""/>
+      <w:lvlJc w:val="left"/>
+      <w:pPr>
+        <w:tabs>
+          <w:tab w:val="num" w:pos="2160"/>
+        </w:tabs>
+        <w:ind w:left="2160" w:hanging="360"/>
+      </w:pPr>
+      <w:rPr>
+        <w:rFonts w:ascii="Wingdings" w:hAnsi="Wingdings" w:hint="default"/>
+        <w:sz w:val="20"/>
+      </w:rPr>
+    </w:lvl>
+    <w:lvl w:ilvl="3" w:tentative="1">
+      <w:start w:val="1"/>
+      <w:numFmt w:val="bullet"/>
+      <w:lvlText w:val=""/>
+      <w:lvlJc w:val="left"/>
+      <w:pPr>
+        <w:tabs>
+          <w:tab w:val="num" w:pos="2880"/>
+        </w:tabs>
+        <w:ind w:left="2880" w:hanging="360"/>
+      </w:pPr>
+      <w:rPr>
+        <w:rFonts w:ascii="Wingdings" w:hAnsi="Wingdings" w:hint="default"/>
+        <w:sz w:val="20"/>
+      </w:rPr>
+    </w:lvl>
+    <w:lvl w:ilvl="4" w:tentative="1">
+      <w:start w:val="1"/>
+      <w:numFmt w:val="bullet"/>
+      <w:lvlText w:val=""/>
+      <w:lvlJc w:val="left"/>
+      <w:pPr>
+        <w:tabs>
+          <w:tab w:val="num" w:pos="3600"/>
+        </w:tabs>
+        <w:ind w:left="3600" w:hanging="360"/>
+      </w:pPr>
+      <w:rPr>
+        <w:rFonts w:ascii="Wingdings" w:hAnsi="Wingdings" w:hint="default"/>
+        <w:sz w:val="20"/>
+      </w:rPr>
+    </w:lvl>
+    <w:lvl w:ilvl="5" w:tentative="1">
+      <w:start w:val="1"/>
+      <w:numFmt w:val="bullet"/>
+      <w:lvlText w:val=""/>
+      <w:lvlJc w:val="left"/>
+      <w:pPr>
+        <w:tabs>
+          <w:tab w:val="num" w:pos="4320"/>
+        </w:tabs>
+        <w:ind w:left="4320" w:hanging="360"/>
+      </w:pPr>
+      <w:rPr>
+        <w:rFonts w:ascii="Wingdings" w:hAnsi="Wingdings" w:hint="default"/>
+        <w:sz w:val="20"/>
+      </w:rPr>
+    </w:lvl>
+    <w:lvl w:ilvl="6" w:tentative="1">
+      <w:start w:val="1"/>
+      <w:numFmt w:val="bullet"/>
+      <w:lvlText w:val=""/>
+      <w:lvlJc w:val="left"/>
+      <w:pPr>
+        <w:tabs>
+          <w:tab w:val="num" w:pos="5040"/>
+        </w:tabs>
+        <w:ind w:left="5040" w:hanging="360"/>
+      </w:pPr>
+      <w:rPr>
+        <w:rFonts w:ascii="Wingdings" w:hAnsi="Wingdings" w:hint="default"/>
+        <w:sz w:val="20"/>
+      </w:rPr>
+    </w:lvl>
+    <w:lvl w:ilvl="7" w:tentative="1">
+      <w:start w:val="1"/>
+      <w:numFmt w:val="bullet"/>
+      <w:lvlText w:val=""/>
+      <w:lvlJc w:val="left"/>
+      <w:pPr>
+        <w:tabs>
+          <w:tab w:val="num" w:pos="5760"/>
+        </w:tabs>
+        <w:ind w:left="5760" w:hanging="360"/>
+      </w:pPr>
+      <w:rPr>
+        <w:rFonts w:ascii="Wingdings" w:hAnsi="Wingdings" w:hint="default"/>
+        <w:sz w:val="20"/>
+      </w:rPr>
+    </w:lvl>
+    <w:lvl w:ilvl="8" w:tentative="1">
+      <w:start w:val="1"/>
+      <w:numFmt w:val="bullet"/>
+      <w:lvlText w:val=""/>
+      <w:lvlJc w:val="left"/>
+      <w:pPr>
+        <w:tabs>
+          <w:tab w:val="num" w:pos="6480"/>
+        </w:tabs>
+        <w:ind w:left="6480" w:hanging="360"/>
+      </w:pPr>
+      <w:rPr>
+        <w:rFonts w:ascii="Wingdings" w:hAnsi="Wingdings" w:hint="default"/>
+        <w:sz w:val="20"/>
+      </w:rPr>
+    </w:lvl>
+  </w:abstractNum>
+  <w:abstractNum w:abstractNumId="14" w15:restartNumberingAfterBreak="0">
+    <w:nsid w:val="65DA2E5E"/>
+    <w:multiLevelType w:val="multilevel"/>
+    <w:tmpl w:val="18A4ABB4"/>
+    <w:lvl w:ilvl="0">
+      <w:start w:val="1"/>
+      <w:numFmt w:val="bullet"/>
+      <w:lvlText w:val=""/>
+      <w:lvlJc w:val="left"/>
+      <w:pPr>
+        <w:tabs>
+          <w:tab w:val="num" w:pos="720"/>
+        </w:tabs>
+        <w:ind w:left="720" w:hanging="360"/>
+      </w:pPr>
+      <w:rPr>
+        <w:rFonts w:ascii="Symbol" w:hAnsi="Symbol" w:hint="default"/>
+        <w:sz w:val="20"/>
+      </w:rPr>
+    </w:lvl>
+    <w:lvl w:ilvl="1" w:tentative="1">
+      <w:start w:val="1"/>
+      <w:numFmt w:val="bullet"/>
+      <w:lvlText w:val="o"/>
+      <w:lvlJc w:val="left"/>
+      <w:pPr>
+        <w:tabs>
+          <w:tab w:val="num" w:pos="1440"/>
+        </w:tabs>
+        <w:ind w:left="1440" w:hanging="360"/>
+      </w:pPr>
+      <w:rPr>
+        <w:rFonts w:ascii="Courier New" w:hAnsi="Courier New" w:hint="default"/>
+        <w:sz w:val="20"/>
+      </w:rPr>
+    </w:lvl>
+    <w:lvl w:ilvl="2" w:tentative="1">
+      <w:start w:val="1"/>
+      <w:numFmt w:val="bullet"/>
+      <w:lvlText w:val=""/>
+      <w:lvlJc w:val="left"/>
+      <w:pPr>
+        <w:tabs>
+          <w:tab w:val="num" w:pos="2160"/>
+        </w:tabs>
+        <w:ind w:left="2160" w:hanging="360"/>
+      </w:pPr>
+      <w:rPr>
+        <w:rFonts w:ascii="Wingdings" w:hAnsi="Wingdings" w:hint="default"/>
+        <w:sz w:val="20"/>
+      </w:rPr>
+    </w:lvl>
+    <w:lvl w:ilvl="3" w:tentative="1">
+      <w:start w:val="1"/>
+      <w:numFmt w:val="bullet"/>
+      <w:lvlText w:val=""/>
+      <w:lvlJc w:val="left"/>
+      <w:pPr>
+        <w:tabs>
+          <w:tab w:val="num" w:pos="2880"/>
+        </w:tabs>
+        <w:ind w:left="2880" w:hanging="360"/>
+      </w:pPr>
+      <w:rPr>
+        <w:rFonts w:ascii="Wingdings" w:hAnsi="Wingdings" w:hint="default"/>
+        <w:sz w:val="20"/>
+      </w:rPr>
+    </w:lvl>
+    <w:lvl w:ilvl="4" w:tentative="1">
+      <w:start w:val="1"/>
+      <w:numFmt w:val="bullet"/>
+      <w:lvlText w:val=""/>
+      <w:lvlJc w:val="left"/>
+      <w:pPr>
+        <w:tabs>
+          <w:tab w:val="num" w:pos="3600"/>
+        </w:tabs>
+        <w:ind w:left="3600" w:hanging="360"/>
+      </w:pPr>
+      <w:rPr>
+        <w:rFonts w:ascii="Wingdings" w:hAnsi="Wingdings" w:hint="default"/>
+        <w:sz w:val="20"/>
+      </w:rPr>
+    </w:lvl>
+    <w:lvl w:ilvl="5" w:tentative="1">
+      <w:start w:val="1"/>
+      <w:numFmt w:val="bullet"/>
+      <w:lvlText w:val=""/>
+      <w:lvlJc w:val="left"/>
+      <w:pPr>
+        <w:tabs>
+          <w:tab w:val="num" w:pos="4320"/>
+        </w:tabs>
+        <w:ind w:left="4320" w:hanging="360"/>
+      </w:pPr>
+      <w:rPr>
+        <w:rFonts w:ascii="Wingdings" w:hAnsi="Wingdings" w:hint="default"/>
+        <w:sz w:val="20"/>
+      </w:rPr>
+    </w:lvl>
+    <w:lvl w:ilvl="6" w:tentative="1">
+      <w:start w:val="1"/>
+      <w:numFmt w:val="bullet"/>
+      <w:lvlText w:val=""/>
+      <w:lvlJc w:val="left"/>
+      <w:pPr>
+        <w:tabs>
+          <w:tab w:val="num" w:pos="5040"/>
+        </w:tabs>
+        <w:ind w:left="5040" w:hanging="360"/>
+      </w:pPr>
+      <w:rPr>
+        <w:rFonts w:ascii="Wingdings" w:hAnsi="Wingdings" w:hint="default"/>
+        <w:sz w:val="20"/>
+      </w:rPr>
+    </w:lvl>
+    <w:lvl w:ilvl="7" w:tentative="1">
+      <w:start w:val="1"/>
+      <w:numFmt w:val="bullet"/>
+      <w:lvlText w:val=""/>
+      <w:lvlJc w:val="left"/>
+      <w:pPr>
+        <w:tabs>
+          <w:tab w:val="num" w:pos="5760"/>
+        </w:tabs>
+        <w:ind w:left="5760" w:hanging="360"/>
+      </w:pPr>
+      <w:rPr>
+        <w:rFonts w:ascii="Wingdings" w:hAnsi="Wingdings" w:hint="default"/>
+        <w:sz w:val="20"/>
+      </w:rPr>
+    </w:lvl>
+    <w:lvl w:ilvl="8" w:tentative="1">
+      <w:start w:val="1"/>
+      <w:numFmt w:val="bullet"/>
+      <w:lvlText w:val=""/>
+      <w:lvlJc w:val="left"/>
+      <w:pPr>
+        <w:tabs>
+          <w:tab w:val="num" w:pos="6480"/>
+        </w:tabs>
+        <w:ind w:left="6480" w:hanging="360"/>
+      </w:pPr>
+      <w:rPr>
+        <w:rFonts w:ascii="Wingdings" w:hAnsi="Wingdings" w:hint="default"/>
+        <w:sz w:val="20"/>
+      </w:rPr>
+    </w:lvl>
+  </w:abstractNum>
+  <w:abstractNum w:abstractNumId="15" w15:restartNumberingAfterBreak="0">
+    <w:nsid w:val="66936C20"/>
+    <w:multiLevelType w:val="multilevel"/>
+    <w:tmpl w:val="C2BC4E88"/>
+    <w:lvl w:ilvl="0">
+      <w:start w:val="1"/>
+      <w:numFmt w:val="bullet"/>
+      <w:lvlText w:val=""/>
+      <w:lvlJc w:val="left"/>
+      <w:pPr>
+        <w:tabs>
+          <w:tab w:val="num" w:pos="720"/>
+        </w:tabs>
+        <w:ind w:left="720" w:hanging="360"/>
+      </w:pPr>
+      <w:rPr>
+        <w:rFonts w:ascii="Symbol" w:hAnsi="Symbol" w:hint="default"/>
+        <w:sz w:val="20"/>
+      </w:rPr>
+    </w:lvl>
+    <w:lvl w:ilvl="1">
+      <w:start w:val="1"/>
+      <w:numFmt w:val="bullet"/>
+      <w:lvlText w:val="o"/>
+      <w:lvlJc w:val="left"/>
+      <w:pPr>
+        <w:tabs>
+          <w:tab w:val="num" w:pos="1440"/>
+        </w:tabs>
+        <w:ind w:left="1440" w:hanging="360"/>
+      </w:pPr>
+      <w:rPr>
+        <w:rFonts w:ascii="Courier New" w:hAnsi="Courier New" w:hint="default"/>
+        <w:sz w:val="20"/>
+      </w:rPr>
+    </w:lvl>
+    <w:lvl w:ilvl="2" w:tentative="1">
+      <w:start w:val="1"/>
+      <w:numFmt w:val="bullet"/>
+      <w:lvlText w:val=""/>
+      <w:lvlJc w:val="left"/>
+      <w:pPr>
+        <w:tabs>
+          <w:tab w:val="num" w:pos="2160"/>
+        </w:tabs>
+        <w:ind w:left="2160" w:hanging="360"/>
+      </w:pPr>
+      <w:rPr>
+        <w:rFonts w:ascii="Wingdings" w:hAnsi="Wingdings" w:hint="default"/>
+        <w:sz w:val="20"/>
+      </w:rPr>
+    </w:lvl>
+    <w:lvl w:ilvl="3" w:tentative="1">
+      <w:start w:val="1"/>
+      <w:numFmt w:val="bullet"/>
+      <w:lvlText w:val=""/>
+      <w:lvlJc w:val="left"/>
+      <w:pPr>
+        <w:tabs>
+          <w:tab w:val="num" w:pos="2880"/>
+        </w:tabs>
+        <w:ind w:left="2880" w:hanging="360"/>
+      </w:pPr>
+      <w:rPr>
+        <w:rFonts w:ascii="Wingdings" w:hAnsi="Wingdings" w:hint="default"/>
+        <w:sz w:val="20"/>
+      </w:rPr>
+    </w:lvl>
+    <w:lvl w:ilvl="4" w:tentative="1">
+      <w:start w:val="1"/>
+      <w:numFmt w:val="bullet"/>
+      <w:lvlText w:val=""/>
+      <w:lvlJc w:val="left"/>
+      <w:pPr>
+        <w:tabs>
+          <w:tab w:val="num" w:pos="3600"/>
+        </w:tabs>
+        <w:ind w:left="3600" w:hanging="360"/>
+      </w:pPr>
+      <w:rPr>
+        <w:rFonts w:ascii="Wingdings" w:hAnsi="Wingdings" w:hint="default"/>
+        <w:sz w:val="20"/>
+      </w:rPr>
+    </w:lvl>
+    <w:lvl w:ilvl="5" w:tentative="1">
+      <w:start w:val="1"/>
+      <w:numFmt w:val="bullet"/>
+      <w:lvlText w:val=""/>
+      <w:lvlJc w:val="left"/>
+      <w:pPr>
+        <w:tabs>
+          <w:tab w:val="num" w:pos="4320"/>
+        </w:tabs>
+        <w:ind w:left="4320" w:hanging="360"/>
+      </w:pPr>
+      <w:rPr>
+        <w:rFonts w:ascii="Wingdings" w:hAnsi="Wingdings" w:hint="default"/>
+        <w:sz w:val="20"/>
+      </w:rPr>
+    </w:lvl>
+    <w:lvl w:ilvl="6" w:tentative="1">
+      <w:start w:val="1"/>
+      <w:numFmt w:val="bullet"/>
+      <w:lvlText w:val=""/>
+      <w:lvlJc w:val="left"/>
+      <w:pPr>
+        <w:tabs>
+          <w:tab w:val="num" w:pos="5040"/>
+        </w:tabs>
+        <w:ind w:left="5040" w:hanging="360"/>
+      </w:pPr>
+      <w:rPr>
+        <w:rFonts w:ascii="Wingdings" w:hAnsi="Wingdings" w:hint="default"/>
+        <w:sz w:val="20"/>
+      </w:rPr>
+    </w:lvl>
+    <w:lvl w:ilvl="7" w:tentative="1">
+      <w:start w:val="1"/>
+      <w:numFmt w:val="bullet"/>
+      <w:lvlText w:val=""/>
+      <w:lvlJc w:val="left"/>
+      <w:pPr>
+        <w:tabs>
+          <w:tab w:val="num" w:pos="5760"/>
+        </w:tabs>
+        <w:ind w:left="5760" w:hanging="360"/>
+      </w:pPr>
+      <w:rPr>
+        <w:rFonts w:ascii="Wingdings" w:hAnsi="Wingdings" w:hint="default"/>
+        <w:sz w:val="20"/>
+      </w:rPr>
+    </w:lvl>
+    <w:lvl w:ilvl="8" w:tentative="1">
+      <w:start w:val="1"/>
+      <w:numFmt w:val="bullet"/>
+      <w:lvlText w:val=""/>
+      <w:lvlJc w:val="left"/>
+      <w:pPr>
+        <w:tabs>
+          <w:tab w:val="num" w:pos="6480"/>
+        </w:tabs>
+        <w:ind w:left="6480" w:hanging="360"/>
+      </w:pPr>
+      <w:rPr>
+        <w:rFonts w:ascii="Wingdings" w:hAnsi="Wingdings" w:hint="default"/>
+        <w:sz w:val="20"/>
+      </w:rPr>
+    </w:lvl>
+  </w:abstractNum>
+  <w:abstractNum w:abstractNumId="16" w15:restartNumberingAfterBreak="0">
     <w:nsid w:val="6B932801"/>
     <w:multiLevelType w:val="hybridMultilevel"/>
     <w:tmpl w:val="66184744"/>
@@ -2168,7 +6275,7 @@
       </w:rPr>
     </w:lvl>
   </w:abstractNum>
-  <w:abstractNum w:abstractNumId="6" w15:restartNumberingAfterBreak="0">
+  <w:abstractNum w:abstractNumId="17" w15:restartNumberingAfterBreak="0">
     <w:nsid w:val="6CB10407"/>
     <w:multiLevelType w:val="multilevel"/>
     <w:tmpl w:val="3C68CAFA"/>
@@ -2317,26 +6424,211 @@
       </w:rPr>
     </w:lvl>
   </w:abstractNum>
+  <w:abstractNum w:abstractNumId="18" w15:restartNumberingAfterBreak="0">
+    <w:nsid w:val="7A9D3D09"/>
+    <w:multiLevelType w:val="multilevel"/>
+    <w:tmpl w:val="834A0B98"/>
+    <w:lvl w:ilvl="0">
+      <w:start w:val="1"/>
+      <w:numFmt w:val="bullet"/>
+      <w:lvlText w:val=""/>
+      <w:lvlJc w:val="left"/>
+      <w:pPr>
+        <w:tabs>
+          <w:tab w:val="num" w:pos="720"/>
+        </w:tabs>
+        <w:ind w:left="720" w:hanging="360"/>
+      </w:pPr>
+      <w:rPr>
+        <w:rFonts w:ascii="Symbol" w:hAnsi="Symbol" w:hint="default"/>
+        <w:sz w:val="20"/>
+      </w:rPr>
+    </w:lvl>
+    <w:lvl w:ilvl="1" w:tentative="1">
+      <w:start w:val="1"/>
+      <w:numFmt w:val="bullet"/>
+      <w:lvlText w:val="o"/>
+      <w:lvlJc w:val="left"/>
+      <w:pPr>
+        <w:tabs>
+          <w:tab w:val="num" w:pos="1440"/>
+        </w:tabs>
+        <w:ind w:left="1440" w:hanging="360"/>
+      </w:pPr>
+      <w:rPr>
+        <w:rFonts w:ascii="Courier New" w:hAnsi="Courier New" w:hint="default"/>
+        <w:sz w:val="20"/>
+      </w:rPr>
+    </w:lvl>
+    <w:lvl w:ilvl="2" w:tentative="1">
+      <w:start w:val="1"/>
+      <w:numFmt w:val="bullet"/>
+      <w:lvlText w:val=""/>
+      <w:lvlJc w:val="left"/>
+      <w:pPr>
+        <w:tabs>
+          <w:tab w:val="num" w:pos="2160"/>
+        </w:tabs>
+        <w:ind w:left="2160" w:hanging="360"/>
+      </w:pPr>
+      <w:rPr>
+        <w:rFonts w:ascii="Wingdings" w:hAnsi="Wingdings" w:hint="default"/>
+        <w:sz w:val="20"/>
+      </w:rPr>
+    </w:lvl>
+    <w:lvl w:ilvl="3" w:tentative="1">
+      <w:start w:val="1"/>
+      <w:numFmt w:val="bullet"/>
+      <w:lvlText w:val=""/>
+      <w:lvlJc w:val="left"/>
+      <w:pPr>
+        <w:tabs>
+          <w:tab w:val="num" w:pos="2880"/>
+        </w:tabs>
+        <w:ind w:left="2880" w:hanging="360"/>
+      </w:pPr>
+      <w:rPr>
+        <w:rFonts w:ascii="Wingdings" w:hAnsi="Wingdings" w:hint="default"/>
+        <w:sz w:val="20"/>
+      </w:rPr>
+    </w:lvl>
+    <w:lvl w:ilvl="4" w:tentative="1">
+      <w:start w:val="1"/>
+      <w:numFmt w:val="bullet"/>
+      <w:lvlText w:val=""/>
+      <w:lvlJc w:val="left"/>
+      <w:pPr>
+        <w:tabs>
+          <w:tab w:val="num" w:pos="3600"/>
+        </w:tabs>
+        <w:ind w:left="3600" w:hanging="360"/>
+      </w:pPr>
+      <w:rPr>
+        <w:rFonts w:ascii="Wingdings" w:hAnsi="Wingdings" w:hint="default"/>
+        <w:sz w:val="20"/>
+      </w:rPr>
+    </w:lvl>
+    <w:lvl w:ilvl="5" w:tentative="1">
+      <w:start w:val="1"/>
+      <w:numFmt w:val="bullet"/>
+      <w:lvlText w:val=""/>
+      <w:lvlJc w:val="left"/>
+      <w:pPr>
+        <w:tabs>
+          <w:tab w:val="num" w:pos="4320"/>
+        </w:tabs>
+        <w:ind w:left="4320" w:hanging="360"/>
+      </w:pPr>
+      <w:rPr>
+        <w:rFonts w:ascii="Wingdings" w:hAnsi="Wingdings" w:hint="default"/>
+        <w:sz w:val="20"/>
+      </w:rPr>
+    </w:lvl>
+    <w:lvl w:ilvl="6" w:tentative="1">
+      <w:start w:val="1"/>
+      <w:numFmt w:val="bullet"/>
+      <w:lvlText w:val=""/>
+      <w:lvlJc w:val="left"/>
+      <w:pPr>
+        <w:tabs>
+          <w:tab w:val="num" w:pos="5040"/>
+        </w:tabs>
+        <w:ind w:left="5040" w:hanging="360"/>
+      </w:pPr>
+      <w:rPr>
+        <w:rFonts w:ascii="Wingdings" w:hAnsi="Wingdings" w:hint="default"/>
+        <w:sz w:val="20"/>
+      </w:rPr>
+    </w:lvl>
+    <w:lvl w:ilvl="7" w:tentative="1">
+      <w:start w:val="1"/>
+      <w:numFmt w:val="bullet"/>
+      <w:lvlText w:val=""/>
+      <w:lvlJc w:val="left"/>
+      <w:pPr>
+        <w:tabs>
+          <w:tab w:val="num" w:pos="5760"/>
+        </w:tabs>
+        <w:ind w:left="5760" w:hanging="360"/>
+      </w:pPr>
+      <w:rPr>
+        <w:rFonts w:ascii="Wingdings" w:hAnsi="Wingdings" w:hint="default"/>
+        <w:sz w:val="20"/>
+      </w:rPr>
+    </w:lvl>
+    <w:lvl w:ilvl="8" w:tentative="1">
+      <w:start w:val="1"/>
+      <w:numFmt w:val="bullet"/>
+      <w:lvlText w:val=""/>
+      <w:lvlJc w:val="left"/>
+      <w:pPr>
+        <w:tabs>
+          <w:tab w:val="num" w:pos="6480"/>
+        </w:tabs>
+        <w:ind w:left="6480" w:hanging="360"/>
+      </w:pPr>
+      <w:rPr>
+        <w:rFonts w:ascii="Wingdings" w:hAnsi="Wingdings" w:hint="default"/>
+        <w:sz w:val="20"/>
+      </w:rPr>
+    </w:lvl>
+  </w:abstractNum>
   <w:num w:numId="1" w16cid:durableId="341126599">
+    <w:abstractNumId w:val="10"/>
+  </w:num>
+  <w:num w:numId="2" w16cid:durableId="48654197">
+    <w:abstractNumId w:val="3"/>
+  </w:num>
+  <w:num w:numId="3" w16cid:durableId="1994407240">
+    <w:abstractNumId w:val="7"/>
+  </w:num>
+  <w:num w:numId="4" w16cid:durableId="117066973">
+    <w:abstractNumId w:val="5"/>
+  </w:num>
+  <w:num w:numId="5" w16cid:durableId="42407306">
+    <w:abstractNumId w:val="16"/>
+  </w:num>
+  <w:num w:numId="6" w16cid:durableId="770468476">
+    <w:abstractNumId w:val="2"/>
+  </w:num>
+  <w:num w:numId="7" w16cid:durableId="928658008">
+    <w:abstractNumId w:val="17"/>
+  </w:num>
+  <w:num w:numId="8" w16cid:durableId="843862634">
     <w:abstractNumId w:val="4"/>
   </w:num>
-  <w:num w:numId="2" w16cid:durableId="48654197">
+  <w:num w:numId="9" w16cid:durableId="414085066">
+    <w:abstractNumId w:val="18"/>
+  </w:num>
+  <w:num w:numId="10" w16cid:durableId="895243265">
+    <w:abstractNumId w:val="13"/>
+  </w:num>
+  <w:num w:numId="11" w16cid:durableId="1162966545">
+    <w:abstractNumId w:val="14"/>
+  </w:num>
+  <w:num w:numId="12" w16cid:durableId="911239530">
+    <w:abstractNumId w:val="6"/>
+  </w:num>
+  <w:num w:numId="13" w16cid:durableId="946084200">
+    <w:abstractNumId w:val="11"/>
+  </w:num>
+  <w:num w:numId="14" w16cid:durableId="2034307756">
+    <w:abstractNumId w:val="12"/>
+  </w:num>
+  <w:num w:numId="15" w16cid:durableId="1768187793">
+    <w:abstractNumId w:val="0"/>
+  </w:num>
+  <w:num w:numId="16" w16cid:durableId="599146359">
+    <w:abstractNumId w:val="15"/>
+  </w:num>
+  <w:num w:numId="17" w16cid:durableId="1096486180">
     <w:abstractNumId w:val="1"/>
   </w:num>
-  <w:num w:numId="3" w16cid:durableId="1994407240">
-    <w:abstractNumId w:val="3"/>
+  <w:num w:numId="18" w16cid:durableId="220989524">
+    <w:abstractNumId w:val="9"/>
   </w:num>
-  <w:num w:numId="4" w16cid:durableId="117066973">
-    <w:abstractNumId w:val="2"/>
-  </w:num>
-  <w:num w:numId="5" w16cid:durableId="42407306">
-    <w:abstractNumId w:val="5"/>
-  </w:num>
-  <w:num w:numId="6" w16cid:durableId="770468476">
-    <w:abstractNumId w:val="0"/>
-  </w:num>
-  <w:num w:numId="7" w16cid:durableId="928658008">
-    <w:abstractNumId w:val="6"/>
+  <w:num w:numId="19" w16cid:durableId="1930233844">
+    <w:abstractNumId w:val="8"/>
   </w:num>
 </w:numbering>
 </file>
@@ -2944,7 +7236,6 @@
   <w:style w:type="character" w:default="1" w:styleId="DefaultParagraphFont">
     <w:name w:val="Default Paragraph Font"/>
     <w:uiPriority w:val="1"/>
-    <w:semiHidden/>
     <w:unhideWhenUsed/>
   </w:style>
   <w:style w:type="table" w:default="1" w:styleId="TableNormal">
